--- a/TI 3B_2341720169_Dimas Adi Bayu Samudra_JOBSHEET PRAKTIKUM 11.docx
+++ b/TI 3B_2341720169_Dimas Adi Bayu Samudra_JOBSHEET PRAKTIKUM 11.docx
@@ -537,41 +537,13 @@
                 <w:lang w:val="en-US" w:eastAsia="en-ID"/>
               </w:rPr>
             </w:pPr>
-            <w:proofErr w:type="spellStart"/>
             <w:r>
               <w:rPr>
                 <w:sz w:val="24"/>
                 <w:szCs w:val="24"/>
                 <w:lang w:val="en-US" w:eastAsia="en-ID"/>
               </w:rPr>
-              <w:t>Jobsheet</w:t>
-            </w:r>
-            <w:proofErr w:type="spellEnd"/>
-            <w:r>
-              <w:rPr>
-                <w:sz w:val="24"/>
-                <w:szCs w:val="24"/>
-                <w:lang w:val="en-US" w:eastAsia="en-ID"/>
-              </w:rPr>
-              <w:t xml:space="preserve"> </w:t>
-            </w:r>
-            <w:proofErr w:type="spellStart"/>
-            <w:r>
-              <w:rPr>
-                <w:sz w:val="24"/>
-                <w:szCs w:val="24"/>
-                <w:lang w:val="en-US" w:eastAsia="en-ID"/>
-              </w:rPr>
-              <w:t>ke</w:t>
-            </w:r>
-            <w:proofErr w:type="spellEnd"/>
-            <w:r>
-              <w:rPr>
-                <w:sz w:val="24"/>
-                <w:szCs w:val="24"/>
-                <w:lang w:val="en-US" w:eastAsia="en-ID"/>
-              </w:rPr>
-              <w:t>-</w:t>
+              <w:t>Jobsheet ke-</w:t>
             </w:r>
           </w:p>
         </w:tc>
@@ -663,7 +635,6 @@
           <w14:ligatures w14:val="none"/>
         </w:rPr>
       </w:pPr>
-      <w:proofErr w:type="spellStart"/>
       <w:r>
         <w:rPr>
           <w:rFonts w:eastAsia="Times New Roman" w:cs="Times New Roman"/>
@@ -675,37 +646,8 @@
           <w:lang w:eastAsia="en-ID"/>
           <w14:ligatures w14:val="none"/>
         </w:rPr>
-        <w:t>Laporan</w:t>
+        <w:t>Laporan Jobsheet</w:t>
       </w:r>
-      <w:proofErr w:type="spellEnd"/>
-      <w:r>
-        <w:rPr>
-          <w:rFonts w:eastAsia="Times New Roman" w:cs="Times New Roman"/>
-          <w:b/>
-          <w:bCs/>
-          <w:kern w:val="0"/>
-          <w:sz w:val="28"/>
-          <w:szCs w:val="28"/>
-          <w:lang w:eastAsia="en-ID"/>
-          <w14:ligatures w14:val="none"/>
-        </w:rPr>
-        <w:t xml:space="preserve"> </w:t>
-      </w:r>
-      <w:proofErr w:type="spellStart"/>
-      <w:r>
-        <w:rPr>
-          <w:rFonts w:eastAsia="Times New Roman" w:cs="Times New Roman"/>
-          <w:b/>
-          <w:bCs/>
-          <w:kern w:val="0"/>
-          <w:sz w:val="28"/>
-          <w:szCs w:val="28"/>
-          <w:lang w:eastAsia="en-ID"/>
-          <w14:ligatures w14:val="none"/>
-        </w:rPr>
-        <w:t>Jobsheet</w:t>
-      </w:r>
-      <w:proofErr w:type="spellEnd"/>
     </w:p>
     <w:p>
       <w:pPr>
@@ -721,7 +663,6 @@
           <w14:ligatures w14:val="none"/>
         </w:rPr>
       </w:pPr>
-      <w:proofErr w:type="spellStart"/>
       <w:r>
         <w:rPr>
           <w:rFonts w:eastAsia="Times New Roman" w:cs="Times New Roman"/>
@@ -732,20 +673,7 @@
           <w:lang w:eastAsia="en-ID"/>
           <w14:ligatures w14:val="none"/>
         </w:rPr>
-        <w:t>Praktikum</w:t>
-      </w:r>
-      <w:proofErr w:type="spellEnd"/>
-      <w:r>
-        <w:rPr>
-          <w:rFonts w:eastAsia="Times New Roman" w:cs="Times New Roman"/>
-          <w:b/>
-          <w:bCs/>
-          <w:kern w:val="0"/>
-          <w:szCs w:val="24"/>
-          <w:lang w:eastAsia="en-ID"/>
-          <w14:ligatures w14:val="none"/>
-        </w:rPr>
-        <w:t xml:space="preserve"> 1</w:t>
+        <w:t>Praktikum 1</w:t>
       </w:r>
     </w:p>
     <w:tbl>
@@ -859,6 +787,68 @@
                 <w:lang w:eastAsia="en-ID"/>
               </w:rPr>
             </w:pPr>
+            <w:r>
+              <w:rPr>
+                <w:rFonts w:eastAsia="Times New Roman" w:cs="Times New Roman"/>
+                <w:szCs w:val="24"/>
+                <w:lang w:eastAsia="en-ID"/>
+              </w:rPr>
+              <w:t>- Buka file pages/products/[product].tsx dan modfikasi sbb ( line 20 )</w:t>
+            </w:r>
+          </w:p>
+          <w:p>
+            <w:pPr>
+              <w:spacing w:before="60" w:line="360" w:lineRule="auto"/>
+              <w:ind w:firstLine="0"/>
+              <w:jc w:val="left"/>
+              <w:rPr>
+                <w:rFonts w:eastAsia="Times New Roman" w:cs="Times New Roman"/>
+                <w:szCs w:val="24"/>
+                <w:lang w:eastAsia="en-ID"/>
+              </w:rPr>
+            </w:pPr>
+            <w:r>
+              <w:rPr>
+                <w:rFonts w:eastAsia="Times New Roman" w:cs="Times New Roman"/>
+                <w:szCs w:val="24"/>
+                <w:lang w:eastAsia="en-ID"/>
+              </w:rPr>
+              <w:drawing>
+                <wp:inline distT="0" distB="0" distL="0" distR="0" wp14:anchorId="3A7F8586" wp14:editId="49323494">
+                  <wp:extent cx="5259705" cy="3430905"/>
+                  <wp:effectExtent l="0" t="0" r="0" b="0"/>
+                  <wp:docPr id="1991523574" name="Picture 1"/>
+                  <wp:cNvGraphicFramePr>
+                    <a:graphicFrameLocks xmlns:a="http://schemas.openxmlformats.org/drawingml/2006/main" noChangeAspect="1"/>
+                  </wp:cNvGraphicFramePr>
+                  <a:graphic xmlns:a="http://schemas.openxmlformats.org/drawingml/2006/main">
+                    <a:graphicData uri="http://schemas.openxmlformats.org/drawingml/2006/picture">
+                      <pic:pic xmlns:pic="http://schemas.openxmlformats.org/drawingml/2006/picture">
+                        <pic:nvPicPr>
+                          <pic:cNvPr id="1991523574" name=""/>
+                          <pic:cNvPicPr/>
+                        </pic:nvPicPr>
+                        <pic:blipFill>
+                          <a:blip r:embed="rId7"/>
+                          <a:stretch>
+                            <a:fillRect/>
+                          </a:stretch>
+                        </pic:blipFill>
+                        <pic:spPr>
+                          <a:xfrm>
+                            <a:off x="0" y="0"/>
+                            <a:ext cx="5259705" cy="3430905"/>
+                          </a:xfrm>
+                          <a:prstGeom prst="rect">
+                            <a:avLst/>
+                          </a:prstGeom>
+                        </pic:spPr>
+                      </pic:pic>
+                    </a:graphicData>
+                  </a:graphic>
+                </wp:inline>
+              </w:drawing>
+            </w:r>
           </w:p>
         </w:tc>
       </w:tr>
@@ -903,6 +893,134 @@
                 <w:lang w:val="it-IT" w:eastAsia="en-ID"/>
               </w:rPr>
             </w:pPr>
+            <w:r>
+              <w:rPr>
+                <w:rFonts w:eastAsia="Times New Roman" w:cs="Times New Roman"/>
+                <w:szCs w:val="24"/>
+                <w:lang w:val="it-IT" w:eastAsia="en-ID"/>
+              </w:rPr>
+              <w:t xml:space="preserve">Jalankan browser </w:t>
+            </w:r>
+            <w:hyperlink r:id="rId8" w:history="1">
+              <w:r>
+                <w:rPr>
+                  <w:rStyle w:val="Hyperlink"/>
+                  <w:rFonts w:eastAsia="Times New Roman" w:cs="Times New Roman"/>
+                  <w:szCs w:val="24"/>
+                  <w:lang w:val="it-IT" w:eastAsia="en-ID"/>
+                </w:rPr>
+                <w:t>http://localhost:3000/produk</w:t>
+              </w:r>
+            </w:hyperlink>
+          </w:p>
+          <w:p>
+            <w:pPr>
+              <w:spacing w:before="60" w:line="360" w:lineRule="auto"/>
+              <w:ind w:firstLine="0"/>
+              <w:jc w:val="left"/>
+              <w:rPr>
+                <w:rFonts w:eastAsia="Times New Roman" w:cs="Times New Roman"/>
+                <w:szCs w:val="24"/>
+                <w:lang w:val="it-IT" w:eastAsia="en-ID"/>
+              </w:rPr>
+            </w:pPr>
+            <w:r>
+              <w:rPr>
+                <w:rFonts w:eastAsia="Times New Roman" w:cs="Times New Roman"/>
+                <w:szCs w:val="24"/>
+                <w:lang w:val="it-IT" w:eastAsia="en-ID"/>
+              </w:rPr>
+              <w:lastRenderedPageBreak/>
+              <w:drawing>
+                <wp:inline distT="0" distB="0" distL="0" distR="0" wp14:anchorId="0C3632E5" wp14:editId="164B418D">
+                  <wp:extent cx="5259705" cy="1273175"/>
+                  <wp:effectExtent l="0" t="0" r="0" b="3175"/>
+                  <wp:docPr id="104020251" name="Picture 1"/>
+                  <wp:cNvGraphicFramePr>
+                    <a:graphicFrameLocks xmlns:a="http://schemas.openxmlformats.org/drawingml/2006/main" noChangeAspect="1"/>
+                  </wp:cNvGraphicFramePr>
+                  <a:graphic xmlns:a="http://schemas.openxmlformats.org/drawingml/2006/main">
+                    <a:graphicData uri="http://schemas.openxmlformats.org/drawingml/2006/picture">
+                      <pic:pic xmlns:pic="http://schemas.openxmlformats.org/drawingml/2006/picture">
+                        <pic:nvPicPr>
+                          <pic:cNvPr id="104020251" name=""/>
+                          <pic:cNvPicPr/>
+                        </pic:nvPicPr>
+                        <pic:blipFill>
+                          <a:blip r:embed="rId9"/>
+                          <a:stretch>
+                            <a:fillRect/>
+                          </a:stretch>
+                        </pic:blipFill>
+                        <pic:spPr>
+                          <a:xfrm>
+                            <a:off x="0" y="0"/>
+                            <a:ext cx="5259705" cy="1273175"/>
+                          </a:xfrm>
+                          <a:prstGeom prst="rect">
+                            <a:avLst/>
+                          </a:prstGeom>
+                        </pic:spPr>
+                      </pic:pic>
+                    </a:graphicData>
+                  </a:graphic>
+                </wp:inline>
+              </w:drawing>
+            </w:r>
+          </w:p>
+          <w:p>
+            <w:pPr>
+              <w:spacing w:before="60" w:line="360" w:lineRule="auto"/>
+              <w:ind w:firstLine="0"/>
+              <w:jc w:val="left"/>
+              <w:rPr>
+                <w:rFonts w:eastAsia="Times New Roman" w:cs="Times New Roman"/>
+                <w:szCs w:val="24"/>
+                <w:lang w:val="it-IT" w:eastAsia="en-ID"/>
+              </w:rPr>
+            </w:pPr>
+            <w:r>
+              <w:rPr>
+                <w:rFonts w:eastAsia="Times New Roman" w:cs="Times New Roman"/>
+                <w:szCs w:val="24"/>
+                <w:lang w:val="it-IT" w:eastAsia="en-ID"/>
+              </w:rPr>
+              <w:drawing>
+                <wp:inline distT="0" distB="0" distL="0" distR="0" wp14:anchorId="0348776A" wp14:editId="0E19D87B">
+                  <wp:extent cx="5259705" cy="1640205"/>
+                  <wp:effectExtent l="0" t="0" r="0" b="0"/>
+                  <wp:docPr id="789174980" name="Picture 1"/>
+                  <wp:cNvGraphicFramePr>
+                    <a:graphicFrameLocks xmlns:a="http://schemas.openxmlformats.org/drawingml/2006/main" noChangeAspect="1"/>
+                  </wp:cNvGraphicFramePr>
+                  <a:graphic xmlns:a="http://schemas.openxmlformats.org/drawingml/2006/main">
+                    <a:graphicData uri="http://schemas.openxmlformats.org/drawingml/2006/picture">
+                      <pic:pic xmlns:pic="http://schemas.openxmlformats.org/drawingml/2006/picture">
+                        <pic:nvPicPr>
+                          <pic:cNvPr id="789174980" name=""/>
+                          <pic:cNvPicPr/>
+                        </pic:nvPicPr>
+                        <pic:blipFill>
+                          <a:blip r:embed="rId10"/>
+                          <a:stretch>
+                            <a:fillRect/>
+                          </a:stretch>
+                        </pic:blipFill>
+                        <pic:spPr>
+                          <a:xfrm>
+                            <a:off x="0" y="0"/>
+                            <a:ext cx="5259705" cy="1640205"/>
+                          </a:xfrm>
+                          <a:prstGeom prst="rect">
+                            <a:avLst/>
+                          </a:prstGeom>
+                        </pic:spPr>
+                      </pic:pic>
+                    </a:graphicData>
+                  </a:graphic>
+                </wp:inline>
+              </w:drawing>
+            </w:r>
           </w:p>
         </w:tc>
       </w:tr>
@@ -922,7 +1040,22 @@
           <w14:ligatures w14:val="none"/>
         </w:rPr>
       </w:pPr>
-      <w:proofErr w:type="spellStart"/>
+    </w:p>
+    <w:p>
+      <w:pPr>
+        <w:spacing w:before="60" w:line="360" w:lineRule="auto"/>
+        <w:ind w:firstLine="0"/>
+        <w:jc w:val="left"/>
+        <w:rPr>
+          <w:rFonts w:eastAsia="Times New Roman" w:cs="Times New Roman"/>
+          <w:b/>
+          <w:bCs/>
+          <w:kern w:val="0"/>
+          <w:szCs w:val="24"/>
+          <w:lang w:eastAsia="en-ID"/>
+          <w14:ligatures w14:val="none"/>
+        </w:rPr>
+      </w:pPr>
       <w:r>
         <w:rPr>
           <w:rFonts w:eastAsia="Times New Roman" w:cs="Times New Roman"/>
@@ -933,20 +1066,7 @@
           <w:lang w:eastAsia="en-ID"/>
           <w14:ligatures w14:val="none"/>
         </w:rPr>
-        <w:t>Praktikum</w:t>
-      </w:r>
-      <w:proofErr w:type="spellEnd"/>
-      <w:r>
-        <w:rPr>
-          <w:rFonts w:eastAsia="Times New Roman" w:cs="Times New Roman"/>
-          <w:b/>
-          <w:bCs/>
-          <w:kern w:val="0"/>
-          <w:szCs w:val="24"/>
-          <w:lang w:eastAsia="en-ID"/>
-          <w14:ligatures w14:val="none"/>
-        </w:rPr>
-        <w:t xml:space="preserve"> Ke-2</w:t>
+        <w:t>Praktikum Ke-2</w:t>
       </w:r>
     </w:p>
     <w:tbl>
@@ -1061,6 +1181,69 @@
               </w:rPr>
               <w:t xml:space="preserve"> </w:t>
             </w:r>
+            <w:r>
+              <w:rPr>
+                <w:rFonts w:eastAsia="Times New Roman" w:cs="Times New Roman"/>
+                <w:szCs w:val="24"/>
+                <w:lang w:val="en-US" w:eastAsia="en-ID"/>
+              </w:rPr>
+              <w:t>Modifikasi pada file [produk].tsx pada folder src/pages/produk/</w:t>
+            </w:r>
+          </w:p>
+          <w:p>
+            <w:pPr>
+              <w:spacing w:before="60" w:line="360" w:lineRule="auto"/>
+              <w:ind w:firstLine="0"/>
+              <w:jc w:val="left"/>
+              <w:rPr>
+                <w:rFonts w:eastAsia="Times New Roman" w:cs="Times New Roman"/>
+                <w:szCs w:val="24"/>
+                <w:lang w:val="en-US" w:eastAsia="en-ID"/>
+              </w:rPr>
+            </w:pPr>
+            <w:r>
+              <w:rPr>
+                <w:rFonts w:eastAsia="Times New Roman" w:cs="Times New Roman"/>
+                <w:szCs w:val="24"/>
+                <w:lang w:val="en-US" w:eastAsia="en-ID"/>
+              </w:rPr>
+              <w:lastRenderedPageBreak/>
+              <w:drawing>
+                <wp:inline distT="0" distB="0" distL="0" distR="0" wp14:anchorId="736216C6" wp14:editId="1510A1D1">
+                  <wp:extent cx="5068007" cy="5258534"/>
+                  <wp:effectExtent l="0" t="0" r="0" b="0"/>
+                  <wp:docPr id="1534203977" name="Picture 1"/>
+                  <wp:cNvGraphicFramePr>
+                    <a:graphicFrameLocks xmlns:a="http://schemas.openxmlformats.org/drawingml/2006/main" noChangeAspect="1"/>
+                  </wp:cNvGraphicFramePr>
+                  <a:graphic xmlns:a="http://schemas.openxmlformats.org/drawingml/2006/main">
+                    <a:graphicData uri="http://schemas.openxmlformats.org/drawingml/2006/picture">
+                      <pic:pic xmlns:pic="http://schemas.openxmlformats.org/drawingml/2006/picture">
+                        <pic:nvPicPr>
+                          <pic:cNvPr id="1534203977" name=""/>
+                          <pic:cNvPicPr/>
+                        </pic:nvPicPr>
+                        <pic:blipFill>
+                          <a:blip r:embed="rId11"/>
+                          <a:stretch>
+                            <a:fillRect/>
+                          </a:stretch>
+                        </pic:blipFill>
+                        <pic:spPr>
+                          <a:xfrm>
+                            <a:off x="0" y="0"/>
+                            <a:ext cx="5068007" cy="5258534"/>
+                          </a:xfrm>
+                          <a:prstGeom prst="rect">
+                            <a:avLst/>
+                          </a:prstGeom>
+                        </pic:spPr>
+                      </pic:pic>
+                    </a:graphicData>
+                  </a:graphic>
+                </wp:inline>
+              </w:drawing>
+            </w:r>
           </w:p>
         </w:tc>
       </w:tr>
@@ -1086,6 +1269,7 @@
                 <w:szCs w:val="24"/>
                 <w:lang w:val="en-US" w:eastAsia="en-ID"/>
               </w:rPr>
+              <w:lastRenderedPageBreak/>
               <w:t>2</w:t>
             </w:r>
           </w:p>
@@ -1105,6 +1289,68 @@
                 <w:lang w:eastAsia="en-ID"/>
               </w:rPr>
             </w:pPr>
+            <w:r>
+              <w:rPr>
+                <w:rFonts w:eastAsia="Times New Roman" w:cs="Times New Roman"/>
+                <w:szCs w:val="24"/>
+                <w:lang w:eastAsia="en-ID"/>
+              </w:rPr>
+              <w:t>Pada file produk.ts pada folder pages/api di rename menjadi [[...product]].ts</w:t>
+            </w:r>
+          </w:p>
+          <w:p>
+            <w:pPr>
+              <w:spacing w:before="60" w:line="360" w:lineRule="auto"/>
+              <w:ind w:firstLine="0"/>
+              <w:jc w:val="left"/>
+              <w:rPr>
+                <w:rFonts w:eastAsia="Times New Roman" w:cs="Times New Roman"/>
+                <w:szCs w:val="24"/>
+                <w:lang w:eastAsia="en-ID"/>
+              </w:rPr>
+            </w:pPr>
+            <w:r>
+              <w:rPr>
+                <w:rFonts w:eastAsia="Times New Roman" w:cs="Times New Roman"/>
+                <w:szCs w:val="24"/>
+                <w:lang w:eastAsia="en-ID"/>
+              </w:rPr>
+              <w:drawing>
+                <wp:inline distT="0" distB="0" distL="0" distR="0" wp14:anchorId="1C162C33" wp14:editId="19AA5162">
+                  <wp:extent cx="2362530" cy="638264"/>
+                  <wp:effectExtent l="0" t="0" r="0" b="9525"/>
+                  <wp:docPr id="1326990532" name="Picture 1"/>
+                  <wp:cNvGraphicFramePr>
+                    <a:graphicFrameLocks xmlns:a="http://schemas.openxmlformats.org/drawingml/2006/main" noChangeAspect="1"/>
+                  </wp:cNvGraphicFramePr>
+                  <a:graphic xmlns:a="http://schemas.openxmlformats.org/drawingml/2006/main">
+                    <a:graphicData uri="http://schemas.openxmlformats.org/drawingml/2006/picture">
+                      <pic:pic xmlns:pic="http://schemas.openxmlformats.org/drawingml/2006/picture">
+                        <pic:nvPicPr>
+                          <pic:cNvPr id="1326990532" name=""/>
+                          <pic:cNvPicPr/>
+                        </pic:nvPicPr>
+                        <pic:blipFill>
+                          <a:blip r:embed="rId12"/>
+                          <a:stretch>
+                            <a:fillRect/>
+                          </a:stretch>
+                        </pic:blipFill>
+                        <pic:spPr>
+                          <a:xfrm>
+                            <a:off x="0" y="0"/>
+                            <a:ext cx="2362530" cy="638264"/>
+                          </a:xfrm>
+                          <a:prstGeom prst="rect">
+                            <a:avLst/>
+                          </a:prstGeom>
+                        </pic:spPr>
+                      </pic:pic>
+                    </a:graphicData>
+                  </a:graphic>
+                </wp:inline>
+              </w:drawing>
+            </w:r>
           </w:p>
         </w:tc>
       </w:tr>
@@ -1149,6 +1395,69 @@
                 <w:lang w:val="en-US" w:eastAsia="en-ID"/>
               </w:rPr>
             </w:pPr>
+            <w:r>
+              <w:rPr>
+                <w:rFonts w:eastAsia="Times New Roman" w:cs="Times New Roman"/>
+                <w:szCs w:val="24"/>
+                <w:lang w:val="en-US" w:eastAsia="en-ID"/>
+              </w:rPr>
+              <w:t>Modifikasi file servicefirebase.ts</w:t>
+            </w:r>
+          </w:p>
+          <w:p>
+            <w:pPr>
+              <w:spacing w:before="60" w:line="360" w:lineRule="auto"/>
+              <w:ind w:firstLine="0"/>
+              <w:jc w:val="left"/>
+              <w:rPr>
+                <w:rFonts w:eastAsia="Times New Roman" w:cs="Times New Roman"/>
+                <w:szCs w:val="24"/>
+                <w:lang w:val="en-US" w:eastAsia="en-ID"/>
+              </w:rPr>
+            </w:pPr>
+            <w:r>
+              <w:rPr>
+                <w:rFonts w:eastAsia="Times New Roman" w:cs="Times New Roman"/>
+                <w:szCs w:val="24"/>
+                <w:lang w:val="en-US" w:eastAsia="en-ID"/>
+              </w:rPr>
+              <w:lastRenderedPageBreak/>
+              <w:drawing>
+                <wp:inline distT="0" distB="0" distL="0" distR="0" wp14:anchorId="3CCC751C" wp14:editId="56D9B947">
+                  <wp:extent cx="4236973" cy="3053301"/>
+                  <wp:effectExtent l="0" t="0" r="0" b="0"/>
+                  <wp:docPr id="1904532388" name="Picture 1"/>
+                  <wp:cNvGraphicFramePr>
+                    <a:graphicFrameLocks xmlns:a="http://schemas.openxmlformats.org/drawingml/2006/main" noChangeAspect="1"/>
+                  </wp:cNvGraphicFramePr>
+                  <a:graphic xmlns:a="http://schemas.openxmlformats.org/drawingml/2006/main">
+                    <a:graphicData uri="http://schemas.openxmlformats.org/drawingml/2006/picture">
+                      <pic:pic xmlns:pic="http://schemas.openxmlformats.org/drawingml/2006/picture">
+                        <pic:nvPicPr>
+                          <pic:cNvPr id="1904532388" name=""/>
+                          <pic:cNvPicPr/>
+                        </pic:nvPicPr>
+                        <pic:blipFill>
+                          <a:blip r:embed="rId13"/>
+                          <a:stretch>
+                            <a:fillRect/>
+                          </a:stretch>
+                        </pic:blipFill>
+                        <pic:spPr>
+                          <a:xfrm>
+                            <a:off x="0" y="0"/>
+                            <a:ext cx="4240058" cy="3055524"/>
+                          </a:xfrm>
+                          <a:prstGeom prst="rect">
+                            <a:avLst/>
+                          </a:prstGeom>
+                        </pic:spPr>
+                      </pic:pic>
+                    </a:graphicData>
+                  </a:graphic>
+                </wp:inline>
+              </w:drawing>
+            </w:r>
           </w:p>
         </w:tc>
       </w:tr>
@@ -1174,6 +1483,7 @@
                 <w:szCs w:val="24"/>
                 <w:lang w:val="en-US" w:eastAsia="en-ID"/>
               </w:rPr>
+              <w:lastRenderedPageBreak/>
               <w:t>4</w:t>
             </w:r>
           </w:p>
@@ -1193,6 +1503,892 @@
                 <w:lang w:eastAsia="en-ID"/>
               </w:rPr>
             </w:pPr>
+            <w:r>
+              <w:rPr>
+                <w:rFonts w:eastAsia="Times New Roman" w:cs="Times New Roman"/>
+                <w:szCs w:val="24"/>
+                <w:lang w:eastAsia="en-ID"/>
+              </w:rPr>
+              <w:t>Modifikasi file [[...produk]].ts</w:t>
+            </w:r>
+          </w:p>
+          <w:p>
+            <w:pPr>
+              <w:spacing w:before="60" w:line="360" w:lineRule="auto"/>
+              <w:ind w:firstLine="0"/>
+              <w:jc w:val="left"/>
+              <w:rPr>
+                <w:rFonts w:eastAsia="Times New Roman" w:cs="Times New Roman"/>
+                <w:szCs w:val="24"/>
+                <w:lang w:eastAsia="en-ID"/>
+              </w:rPr>
+            </w:pPr>
+            <w:r>
+              <w:rPr>
+                <w:rFonts w:eastAsia="Times New Roman" w:cs="Times New Roman"/>
+                <w:szCs w:val="24"/>
+                <w:lang w:eastAsia="en-ID"/>
+              </w:rPr>
+              <w:drawing>
+                <wp:inline distT="0" distB="0" distL="0" distR="0" wp14:anchorId="195E79EB" wp14:editId="72DAE25F">
+                  <wp:extent cx="4285753" cy="2549824"/>
+                  <wp:effectExtent l="0" t="0" r="635" b="3175"/>
+                  <wp:docPr id="125646682" name="Picture 1"/>
+                  <wp:cNvGraphicFramePr>
+                    <a:graphicFrameLocks xmlns:a="http://schemas.openxmlformats.org/drawingml/2006/main" noChangeAspect="1"/>
+                  </wp:cNvGraphicFramePr>
+                  <a:graphic xmlns:a="http://schemas.openxmlformats.org/drawingml/2006/main">
+                    <a:graphicData uri="http://schemas.openxmlformats.org/drawingml/2006/picture">
+                      <pic:pic xmlns:pic="http://schemas.openxmlformats.org/drawingml/2006/picture">
+                        <pic:nvPicPr>
+                          <pic:cNvPr id="125646682" name=""/>
+                          <pic:cNvPicPr/>
+                        </pic:nvPicPr>
+                        <pic:blipFill>
+                          <a:blip r:embed="rId14"/>
+                          <a:stretch>
+                            <a:fillRect/>
+                          </a:stretch>
+                        </pic:blipFill>
+                        <pic:spPr>
+                          <a:xfrm>
+                            <a:off x="0" y="0"/>
+                            <a:ext cx="4305554" cy="2561604"/>
+                          </a:xfrm>
+                          <a:prstGeom prst="rect">
+                            <a:avLst/>
+                          </a:prstGeom>
+                        </pic:spPr>
+                      </pic:pic>
+                    </a:graphicData>
+                  </a:graphic>
+                </wp:inline>
+              </w:drawing>
+            </w:r>
+          </w:p>
+        </w:tc>
+      </w:tr>
+      <w:tr>
+        <w:tc>
+          <w:tcPr>
+            <w:tcW w:w="1129" w:type="dxa"/>
+          </w:tcPr>
+          <w:p>
+            <w:pPr>
+              <w:spacing w:before="60" w:line="360" w:lineRule="auto"/>
+              <w:ind w:firstLine="0"/>
+              <w:jc w:val="left"/>
+              <w:rPr>
+                <w:rFonts w:eastAsia="Times New Roman" w:cs="Times New Roman"/>
+                <w:szCs w:val="24"/>
+                <w:lang w:val="en-US" w:eastAsia="en-ID"/>
+              </w:rPr>
+            </w:pPr>
+            <w:r>
+              <w:rPr>
+                <w:rFonts w:eastAsia="Times New Roman" w:cs="Times New Roman"/>
+                <w:szCs w:val="24"/>
+                <w:lang w:val="en-US" w:eastAsia="en-ID"/>
+              </w:rPr>
+              <w:t>5</w:t>
+            </w:r>
+          </w:p>
+        </w:tc>
+        <w:tc>
+          <w:tcPr>
+            <w:tcW w:w="8499" w:type="dxa"/>
+          </w:tcPr>
+          <w:p>
+            <w:pPr>
+              <w:spacing w:before="60" w:line="360" w:lineRule="auto"/>
+              <w:ind w:firstLine="0"/>
+              <w:jc w:val="left"/>
+              <w:rPr>
+                <w:rFonts w:eastAsia="Times New Roman" w:cs="Times New Roman"/>
+                <w:szCs w:val="24"/>
+                <w:lang w:eastAsia="en-ID"/>
+              </w:rPr>
+            </w:pPr>
+            <w:r>
+              <w:rPr>
+                <w:rFonts w:eastAsia="Times New Roman" w:cs="Times New Roman"/>
+                <w:szCs w:val="24"/>
+                <w:lang w:eastAsia="en-ID"/>
+              </w:rPr>
+              <w:t xml:space="preserve">Jalankan browser </w:t>
+            </w:r>
+            <w:hyperlink r:id="rId15" w:history="1">
+              <w:r>
+                <w:rPr>
+                  <w:rStyle w:val="Hyperlink"/>
+                  <w:rFonts w:eastAsia="Times New Roman" w:cs="Times New Roman"/>
+                  <w:szCs w:val="24"/>
+                  <w:lang w:eastAsia="en-ID"/>
+                </w:rPr>
+                <w:t>http://localhost:3000/api/produk/3FwB5UeuL</w:t>
+              </w:r>
+              <w:r>
+                <w:rPr>
+                  <w:rStyle w:val="Hyperlink"/>
+                  <w:rFonts w:eastAsia="Times New Roman" w:cs="Times New Roman"/>
+                  <w:szCs w:val="24"/>
+                  <w:lang w:eastAsia="en-ID"/>
+                </w:rPr>
+                <w:t>V</w:t>
+              </w:r>
+              <w:r>
+                <w:rPr>
+                  <w:rStyle w:val="Hyperlink"/>
+                  <w:rFonts w:eastAsia="Times New Roman" w:cs="Times New Roman"/>
+                  <w:szCs w:val="24"/>
+                  <w:lang w:eastAsia="en-ID"/>
+                </w:rPr>
+                <w:t>BpQy2umXHD</w:t>
+              </w:r>
+            </w:hyperlink>
+          </w:p>
+          <w:p>
+            <w:pPr>
+              <w:spacing w:before="60" w:line="360" w:lineRule="auto"/>
+              <w:ind w:firstLine="0"/>
+              <w:jc w:val="left"/>
+              <w:rPr>
+                <w:rFonts w:eastAsia="Times New Roman" w:cs="Times New Roman"/>
+                <w:szCs w:val="24"/>
+                <w:lang w:eastAsia="en-ID"/>
+              </w:rPr>
+            </w:pPr>
+            <w:r>
+              <w:rPr>
+                <w:rFonts w:eastAsia="Times New Roman" w:cs="Times New Roman"/>
+                <w:szCs w:val="24"/>
+                <w:lang w:eastAsia="en-ID"/>
+              </w:rPr>
+              <w:drawing>
+                <wp:inline distT="0" distB="0" distL="0" distR="0" wp14:anchorId="05BC96F1" wp14:editId="2EF75A6B">
+                  <wp:extent cx="5259705" cy="488315"/>
+                  <wp:effectExtent l="0" t="0" r="0" b="6985"/>
+                  <wp:docPr id="40454233" name="Picture 1"/>
+                  <wp:cNvGraphicFramePr>
+                    <a:graphicFrameLocks xmlns:a="http://schemas.openxmlformats.org/drawingml/2006/main" noChangeAspect="1"/>
+                  </wp:cNvGraphicFramePr>
+                  <a:graphic xmlns:a="http://schemas.openxmlformats.org/drawingml/2006/main">
+                    <a:graphicData uri="http://schemas.openxmlformats.org/drawingml/2006/picture">
+                      <pic:pic xmlns:pic="http://schemas.openxmlformats.org/drawingml/2006/picture">
+                        <pic:nvPicPr>
+                          <pic:cNvPr id="40454233" name=""/>
+                          <pic:cNvPicPr/>
+                        </pic:nvPicPr>
+                        <pic:blipFill>
+                          <a:blip r:embed="rId16"/>
+                          <a:stretch>
+                            <a:fillRect/>
+                          </a:stretch>
+                        </pic:blipFill>
+                        <pic:spPr>
+                          <a:xfrm>
+                            <a:off x="0" y="0"/>
+                            <a:ext cx="5259705" cy="488315"/>
+                          </a:xfrm>
+                          <a:prstGeom prst="rect">
+                            <a:avLst/>
+                          </a:prstGeom>
+                        </pic:spPr>
+                      </pic:pic>
+                    </a:graphicData>
+                  </a:graphic>
+                </wp:inline>
+              </w:drawing>
+            </w:r>
+          </w:p>
+        </w:tc>
+      </w:tr>
+      <w:tr>
+        <w:tc>
+          <w:tcPr>
+            <w:tcW w:w="1129" w:type="dxa"/>
+          </w:tcPr>
+          <w:p>
+            <w:pPr>
+              <w:spacing w:before="60" w:line="360" w:lineRule="auto"/>
+              <w:ind w:firstLine="0"/>
+              <w:jc w:val="left"/>
+              <w:rPr>
+                <w:rFonts w:eastAsia="Times New Roman" w:cs="Times New Roman"/>
+                <w:szCs w:val="24"/>
+                <w:lang w:val="en-US" w:eastAsia="en-ID"/>
+              </w:rPr>
+            </w:pPr>
+            <w:r>
+              <w:rPr>
+                <w:rFonts w:eastAsia="Times New Roman" w:cs="Times New Roman"/>
+                <w:szCs w:val="24"/>
+                <w:lang w:val="en-US" w:eastAsia="en-ID"/>
+              </w:rPr>
+              <w:t>6</w:t>
+            </w:r>
+          </w:p>
+        </w:tc>
+        <w:tc>
+          <w:tcPr>
+            <w:tcW w:w="8499" w:type="dxa"/>
+          </w:tcPr>
+          <w:p>
+            <w:pPr>
+              <w:spacing w:before="60" w:line="360" w:lineRule="auto"/>
+              <w:ind w:firstLine="0"/>
+              <w:jc w:val="left"/>
+              <w:rPr>
+                <w:rFonts w:eastAsia="Times New Roman" w:cs="Times New Roman"/>
+                <w:szCs w:val="24"/>
+                <w:lang w:eastAsia="en-ID"/>
+              </w:rPr>
+            </w:pPr>
+            <w:r>
+              <w:rPr>
+                <w:rFonts w:eastAsia="Times New Roman" w:cs="Times New Roman"/>
+                <w:szCs w:val="24"/>
+                <w:lang w:eastAsia="en-ID"/>
+              </w:rPr>
+              <w:t xml:space="preserve">Jalankan alamat url </w:t>
+            </w:r>
+            <w:hyperlink r:id="rId17" w:history="1">
+              <w:r>
+                <w:rPr>
+                  <w:rStyle w:val="Hyperlink"/>
+                  <w:rFonts w:eastAsia="Times New Roman" w:cs="Times New Roman"/>
+                  <w:szCs w:val="24"/>
+                  <w:lang w:eastAsia="en-ID"/>
+                </w:rPr>
+                <w:t>http://localhost:3000/api/</w:t>
+              </w:r>
+              <w:r>
+                <w:rPr>
+                  <w:rStyle w:val="Hyperlink"/>
+                  <w:rFonts w:eastAsia="Times New Roman" w:cs="Times New Roman"/>
+                  <w:szCs w:val="24"/>
+                  <w:lang w:eastAsia="en-ID"/>
+                </w:rPr>
+                <w:t>p</w:t>
+              </w:r>
+              <w:r>
+                <w:rPr>
+                  <w:rStyle w:val="Hyperlink"/>
+                  <w:rFonts w:eastAsia="Times New Roman" w:cs="Times New Roman"/>
+                  <w:szCs w:val="24"/>
+                  <w:lang w:eastAsia="en-ID"/>
+                </w:rPr>
+                <w:t>roduk/123</w:t>
+              </w:r>
+            </w:hyperlink>
+          </w:p>
+          <w:p>
+            <w:pPr>
+              <w:spacing w:before="60" w:line="360" w:lineRule="auto"/>
+              <w:ind w:firstLine="0"/>
+              <w:jc w:val="left"/>
+              <w:rPr>
+                <w:rFonts w:eastAsia="Times New Roman" w:cs="Times New Roman"/>
+                <w:szCs w:val="24"/>
+                <w:lang w:eastAsia="en-ID"/>
+              </w:rPr>
+            </w:pPr>
+            <w:r>
+              <w:rPr>
+                <w:rFonts w:eastAsia="Times New Roman" w:cs="Times New Roman"/>
+                <w:szCs w:val="24"/>
+                <w:lang w:eastAsia="en-ID"/>
+              </w:rPr>
+              <w:drawing>
+                <wp:inline distT="0" distB="0" distL="0" distR="0" wp14:anchorId="3492ADE2" wp14:editId="7A25883F">
+                  <wp:extent cx="5259705" cy="413385"/>
+                  <wp:effectExtent l="0" t="0" r="0" b="5715"/>
+                  <wp:docPr id="505832854" name="Picture 1"/>
+                  <wp:cNvGraphicFramePr>
+                    <a:graphicFrameLocks xmlns:a="http://schemas.openxmlformats.org/drawingml/2006/main" noChangeAspect="1"/>
+                  </wp:cNvGraphicFramePr>
+                  <a:graphic xmlns:a="http://schemas.openxmlformats.org/drawingml/2006/main">
+                    <a:graphicData uri="http://schemas.openxmlformats.org/drawingml/2006/picture">
+                      <pic:pic xmlns:pic="http://schemas.openxmlformats.org/drawingml/2006/picture">
+                        <pic:nvPicPr>
+                          <pic:cNvPr id="505832854" name=""/>
+                          <pic:cNvPicPr/>
+                        </pic:nvPicPr>
+                        <pic:blipFill>
+                          <a:blip r:embed="rId18"/>
+                          <a:stretch>
+                            <a:fillRect/>
+                          </a:stretch>
+                        </pic:blipFill>
+                        <pic:spPr>
+                          <a:xfrm>
+                            <a:off x="0" y="0"/>
+                            <a:ext cx="5259705" cy="413385"/>
+                          </a:xfrm>
+                          <a:prstGeom prst="rect">
+                            <a:avLst/>
+                          </a:prstGeom>
+                        </pic:spPr>
+                      </pic:pic>
+                    </a:graphicData>
+                  </a:graphic>
+                </wp:inline>
+              </w:drawing>
+            </w:r>
+          </w:p>
+        </w:tc>
+      </w:tr>
+      <w:tr>
+        <w:tc>
+          <w:tcPr>
+            <w:tcW w:w="1129" w:type="dxa"/>
+          </w:tcPr>
+          <w:p>
+            <w:pPr>
+              <w:spacing w:before="60" w:line="360" w:lineRule="auto"/>
+              <w:ind w:firstLine="0"/>
+              <w:jc w:val="left"/>
+              <w:rPr>
+                <w:rFonts w:eastAsia="Times New Roman" w:cs="Times New Roman"/>
+                <w:szCs w:val="24"/>
+                <w:lang w:val="en-US" w:eastAsia="en-ID"/>
+              </w:rPr>
+            </w:pPr>
+            <w:r>
+              <w:rPr>
+                <w:rFonts w:eastAsia="Times New Roman" w:cs="Times New Roman"/>
+                <w:szCs w:val="24"/>
+                <w:lang w:val="en-US" w:eastAsia="en-ID"/>
+              </w:rPr>
+              <w:lastRenderedPageBreak/>
+              <w:t>7</w:t>
+            </w:r>
+          </w:p>
+        </w:tc>
+        <w:tc>
+          <w:tcPr>
+            <w:tcW w:w="8499" w:type="dxa"/>
+          </w:tcPr>
+          <w:p>
+            <w:pPr>
+              <w:spacing w:before="60" w:line="360" w:lineRule="auto"/>
+              <w:ind w:firstLine="0"/>
+              <w:jc w:val="left"/>
+              <w:rPr>
+                <w:rFonts w:eastAsia="Times New Roman" w:cs="Times New Roman"/>
+                <w:szCs w:val="24"/>
+                <w:lang w:eastAsia="en-ID"/>
+              </w:rPr>
+            </w:pPr>
+            <w:r>
+              <w:rPr>
+                <w:rFonts w:eastAsia="Times New Roman" w:cs="Times New Roman"/>
+                <w:szCs w:val="24"/>
+                <w:lang w:eastAsia="en-ID"/>
+              </w:rPr>
+              <w:t>Buat file dengan nama index.tsx pada folder views/DetailProduct selain itu buat juga</w:t>
+            </w:r>
+          </w:p>
+          <w:p>
+            <w:pPr>
+              <w:spacing w:before="60" w:line="360" w:lineRule="auto"/>
+              <w:ind w:firstLine="0"/>
+              <w:jc w:val="left"/>
+              <w:rPr>
+                <w:rFonts w:eastAsia="Times New Roman" w:cs="Times New Roman"/>
+                <w:szCs w:val="24"/>
+                <w:lang w:eastAsia="en-ID"/>
+              </w:rPr>
+            </w:pPr>
+            <w:r>
+              <w:rPr>
+                <w:rFonts w:eastAsia="Times New Roman" w:cs="Times New Roman"/>
+                <w:szCs w:val="24"/>
+                <w:lang w:eastAsia="en-ID"/>
+              </w:rPr>
+              <w:t>file dengan nama detailProduct.module.scss</w:t>
+            </w:r>
+          </w:p>
+          <w:p>
+            <w:pPr>
+              <w:spacing w:before="60" w:line="360" w:lineRule="auto"/>
+              <w:ind w:firstLine="0"/>
+              <w:jc w:val="left"/>
+              <w:rPr>
+                <w:rFonts w:eastAsia="Times New Roman" w:cs="Times New Roman"/>
+                <w:szCs w:val="24"/>
+                <w:lang w:eastAsia="en-ID"/>
+              </w:rPr>
+            </w:pPr>
+            <w:r>
+              <w:rPr>
+                <w:rFonts w:eastAsia="Times New Roman" w:cs="Times New Roman"/>
+                <w:szCs w:val="24"/>
+                <w:lang w:eastAsia="en-ID"/>
+              </w:rPr>
+              <w:drawing>
+                <wp:inline distT="0" distB="0" distL="0" distR="0" wp14:anchorId="72587EAE" wp14:editId="4800D7D7">
+                  <wp:extent cx="2305372" cy="1448002"/>
+                  <wp:effectExtent l="0" t="0" r="0" b="0"/>
+                  <wp:docPr id="2109039666" name="Picture 1"/>
+                  <wp:cNvGraphicFramePr>
+                    <a:graphicFrameLocks xmlns:a="http://schemas.openxmlformats.org/drawingml/2006/main" noChangeAspect="1"/>
+                  </wp:cNvGraphicFramePr>
+                  <a:graphic xmlns:a="http://schemas.openxmlformats.org/drawingml/2006/main">
+                    <a:graphicData uri="http://schemas.openxmlformats.org/drawingml/2006/picture">
+                      <pic:pic xmlns:pic="http://schemas.openxmlformats.org/drawingml/2006/picture">
+                        <pic:nvPicPr>
+                          <pic:cNvPr id="2109039666" name=""/>
+                          <pic:cNvPicPr/>
+                        </pic:nvPicPr>
+                        <pic:blipFill>
+                          <a:blip r:embed="rId19"/>
+                          <a:stretch>
+                            <a:fillRect/>
+                          </a:stretch>
+                        </pic:blipFill>
+                        <pic:spPr>
+                          <a:xfrm>
+                            <a:off x="0" y="0"/>
+                            <a:ext cx="2305372" cy="1448002"/>
+                          </a:xfrm>
+                          <a:prstGeom prst="rect">
+                            <a:avLst/>
+                          </a:prstGeom>
+                        </pic:spPr>
+                      </pic:pic>
+                    </a:graphicData>
+                  </a:graphic>
+                </wp:inline>
+              </w:drawing>
+            </w:r>
+          </w:p>
+        </w:tc>
+      </w:tr>
+      <w:tr>
+        <w:tc>
+          <w:tcPr>
+            <w:tcW w:w="1129" w:type="dxa"/>
+          </w:tcPr>
+          <w:p>
+            <w:pPr>
+              <w:spacing w:before="60" w:line="360" w:lineRule="auto"/>
+              <w:ind w:firstLine="0"/>
+              <w:jc w:val="left"/>
+              <w:rPr>
+                <w:rFonts w:eastAsia="Times New Roman" w:cs="Times New Roman"/>
+                <w:szCs w:val="24"/>
+                <w:lang w:val="en-US" w:eastAsia="en-ID"/>
+              </w:rPr>
+            </w:pPr>
+            <w:r>
+              <w:rPr>
+                <w:rFonts w:eastAsia="Times New Roman" w:cs="Times New Roman"/>
+                <w:szCs w:val="24"/>
+                <w:lang w:val="en-US" w:eastAsia="en-ID"/>
+              </w:rPr>
+              <w:t>8</w:t>
+            </w:r>
+          </w:p>
+        </w:tc>
+        <w:tc>
+          <w:tcPr>
+            <w:tcW w:w="8499" w:type="dxa"/>
+          </w:tcPr>
+          <w:p>
+            <w:pPr>
+              <w:spacing w:before="60" w:line="360" w:lineRule="auto"/>
+              <w:ind w:firstLine="0"/>
+              <w:jc w:val="left"/>
+              <w:rPr>
+                <w:rFonts w:eastAsia="Times New Roman" w:cs="Times New Roman"/>
+                <w:szCs w:val="24"/>
+                <w:lang w:eastAsia="en-ID"/>
+              </w:rPr>
+            </w:pPr>
+            <w:r>
+              <w:rPr>
+                <w:rFonts w:eastAsia="Times New Roman" w:cs="Times New Roman"/>
+                <w:szCs w:val="24"/>
+                <w:lang w:eastAsia="en-ID"/>
+              </w:rPr>
+              <w:t>Modifikasi detailProduct.module.scss</w:t>
+            </w:r>
+          </w:p>
+          <w:p>
+            <w:pPr>
+              <w:spacing w:before="60" w:line="360" w:lineRule="auto"/>
+              <w:ind w:firstLine="0"/>
+              <w:jc w:val="left"/>
+              <w:rPr>
+                <w:rFonts w:eastAsia="Times New Roman" w:cs="Times New Roman"/>
+                <w:szCs w:val="24"/>
+                <w:lang w:eastAsia="en-ID"/>
+              </w:rPr>
+            </w:pPr>
+            <w:r>
+              <w:rPr>
+                <w:rFonts w:eastAsia="Times New Roman" w:cs="Times New Roman"/>
+                <w:szCs w:val="24"/>
+                <w:lang w:eastAsia="en-ID"/>
+              </w:rPr>
+              <w:drawing>
+                <wp:inline distT="0" distB="0" distL="0" distR="0" wp14:anchorId="1AB50604" wp14:editId="2DB49335">
+                  <wp:extent cx="5259705" cy="4520565"/>
+                  <wp:effectExtent l="0" t="0" r="0" b="0"/>
+                  <wp:docPr id="336546928" name="Picture 1"/>
+                  <wp:cNvGraphicFramePr>
+                    <a:graphicFrameLocks xmlns:a="http://schemas.openxmlformats.org/drawingml/2006/main" noChangeAspect="1"/>
+                  </wp:cNvGraphicFramePr>
+                  <a:graphic xmlns:a="http://schemas.openxmlformats.org/drawingml/2006/main">
+                    <a:graphicData uri="http://schemas.openxmlformats.org/drawingml/2006/picture">
+                      <pic:pic xmlns:pic="http://schemas.openxmlformats.org/drawingml/2006/picture">
+                        <pic:nvPicPr>
+                          <pic:cNvPr id="336546928" name=""/>
+                          <pic:cNvPicPr/>
+                        </pic:nvPicPr>
+                        <pic:blipFill>
+                          <a:blip r:embed="rId20"/>
+                          <a:stretch>
+                            <a:fillRect/>
+                          </a:stretch>
+                        </pic:blipFill>
+                        <pic:spPr>
+                          <a:xfrm>
+                            <a:off x="0" y="0"/>
+                            <a:ext cx="5259705" cy="4520565"/>
+                          </a:xfrm>
+                          <a:prstGeom prst="rect">
+                            <a:avLst/>
+                          </a:prstGeom>
+                        </pic:spPr>
+                      </pic:pic>
+                    </a:graphicData>
+                  </a:graphic>
+                </wp:inline>
+              </w:drawing>
+            </w:r>
+          </w:p>
+        </w:tc>
+      </w:tr>
+      <w:tr>
+        <w:tc>
+          <w:tcPr>
+            <w:tcW w:w="1129" w:type="dxa"/>
+          </w:tcPr>
+          <w:p>
+            <w:pPr>
+              <w:spacing w:before="60" w:line="360" w:lineRule="auto"/>
+              <w:ind w:firstLine="0"/>
+              <w:jc w:val="left"/>
+              <w:rPr>
+                <w:rFonts w:eastAsia="Times New Roman" w:cs="Times New Roman"/>
+                <w:szCs w:val="24"/>
+                <w:lang w:val="en-US" w:eastAsia="en-ID"/>
+              </w:rPr>
+            </w:pPr>
+            <w:r>
+              <w:rPr>
+                <w:rFonts w:eastAsia="Times New Roman" w:cs="Times New Roman"/>
+                <w:szCs w:val="24"/>
+                <w:lang w:val="en-US" w:eastAsia="en-ID"/>
+              </w:rPr>
+              <w:t>9</w:t>
+            </w:r>
+          </w:p>
+        </w:tc>
+        <w:tc>
+          <w:tcPr>
+            <w:tcW w:w="8499" w:type="dxa"/>
+          </w:tcPr>
+          <w:p>
+            <w:pPr>
+              <w:spacing w:before="60" w:line="360" w:lineRule="auto"/>
+              <w:ind w:firstLine="0"/>
+              <w:jc w:val="left"/>
+              <w:rPr>
+                <w:rFonts w:eastAsia="Times New Roman" w:cs="Times New Roman"/>
+                <w:szCs w:val="24"/>
+                <w:lang w:eastAsia="en-ID"/>
+              </w:rPr>
+            </w:pPr>
+            <w:r>
+              <w:rPr>
+                <w:rFonts w:eastAsia="Times New Roman" w:cs="Times New Roman"/>
+                <w:szCs w:val="24"/>
+                <w:lang w:val="en-ID" w:eastAsia="en-ID"/>
+              </w:rPr>
+              <w:t>Modifikasi index.tsx pada folder DetailProduct</w:t>
+            </w:r>
+          </w:p>
+          <w:p>
+            <w:pPr>
+              <w:spacing w:before="60" w:line="360" w:lineRule="auto"/>
+              <w:ind w:firstLine="0"/>
+              <w:jc w:val="left"/>
+              <w:rPr>
+                <w:rFonts w:eastAsia="Times New Roman" w:cs="Times New Roman"/>
+                <w:szCs w:val="24"/>
+                <w:lang w:eastAsia="en-ID"/>
+              </w:rPr>
+            </w:pPr>
+            <w:r>
+              <w:rPr>
+                <w:rFonts w:eastAsia="Times New Roman" w:cs="Times New Roman"/>
+                <w:szCs w:val="24"/>
+                <w:lang w:eastAsia="en-ID"/>
+              </w:rPr>
+              <w:lastRenderedPageBreak/>
+              <w:drawing>
+                <wp:inline distT="0" distB="0" distL="0" distR="0" wp14:anchorId="5F8AA9D6" wp14:editId="288B54AB">
+                  <wp:extent cx="4580640" cy="3260035"/>
+                  <wp:effectExtent l="0" t="0" r="0" b="0"/>
+                  <wp:docPr id="1054540845" name="Picture 1"/>
+                  <wp:cNvGraphicFramePr>
+                    <a:graphicFrameLocks xmlns:a="http://schemas.openxmlformats.org/drawingml/2006/main" noChangeAspect="1"/>
+                  </wp:cNvGraphicFramePr>
+                  <a:graphic xmlns:a="http://schemas.openxmlformats.org/drawingml/2006/main">
+                    <a:graphicData uri="http://schemas.openxmlformats.org/drawingml/2006/picture">
+                      <pic:pic xmlns:pic="http://schemas.openxmlformats.org/drawingml/2006/picture">
+                        <pic:nvPicPr>
+                          <pic:cNvPr id="1054540845" name=""/>
+                          <pic:cNvPicPr/>
+                        </pic:nvPicPr>
+                        <pic:blipFill>
+                          <a:blip r:embed="rId21"/>
+                          <a:stretch>
+                            <a:fillRect/>
+                          </a:stretch>
+                        </pic:blipFill>
+                        <pic:spPr>
+                          <a:xfrm>
+                            <a:off x="0" y="0"/>
+                            <a:ext cx="4584198" cy="3262567"/>
+                          </a:xfrm>
+                          <a:prstGeom prst="rect">
+                            <a:avLst/>
+                          </a:prstGeom>
+                        </pic:spPr>
+                      </pic:pic>
+                    </a:graphicData>
+                  </a:graphic>
+                </wp:inline>
+              </w:drawing>
+            </w:r>
+          </w:p>
+        </w:tc>
+      </w:tr>
+      <w:tr>
+        <w:tc>
+          <w:tcPr>
+            <w:tcW w:w="1129" w:type="dxa"/>
+          </w:tcPr>
+          <w:p>
+            <w:pPr>
+              <w:spacing w:before="60" w:line="360" w:lineRule="auto"/>
+              <w:ind w:firstLine="0"/>
+              <w:jc w:val="left"/>
+              <w:rPr>
+                <w:rFonts w:eastAsia="Times New Roman" w:cs="Times New Roman"/>
+                <w:szCs w:val="24"/>
+                <w:lang w:val="en-US" w:eastAsia="en-ID"/>
+              </w:rPr>
+            </w:pPr>
+            <w:r>
+              <w:rPr>
+                <w:rFonts w:eastAsia="Times New Roman" w:cs="Times New Roman"/>
+                <w:szCs w:val="24"/>
+                <w:lang w:val="en-US" w:eastAsia="en-ID"/>
+              </w:rPr>
+              <w:lastRenderedPageBreak/>
+              <w:t>10</w:t>
+            </w:r>
+          </w:p>
+        </w:tc>
+        <w:tc>
+          <w:tcPr>
+            <w:tcW w:w="8499" w:type="dxa"/>
+          </w:tcPr>
+          <w:p>
+            <w:pPr>
+              <w:spacing w:before="60" w:line="360" w:lineRule="auto"/>
+              <w:ind w:firstLine="0"/>
+              <w:jc w:val="left"/>
+              <w:rPr>
+                <w:rFonts w:eastAsia="Times New Roman" w:cs="Times New Roman"/>
+                <w:szCs w:val="24"/>
+                <w:lang w:eastAsia="en-ID"/>
+              </w:rPr>
+            </w:pPr>
+            <w:r>
+              <w:rPr>
+                <w:rFonts w:eastAsia="Times New Roman" w:cs="Times New Roman"/>
+                <w:szCs w:val="24"/>
+                <w:lang w:eastAsia="en-ID"/>
+              </w:rPr>
+              <w:t>Modifikasi file [product].tsx</w:t>
+            </w:r>
+          </w:p>
+          <w:p>
+            <w:pPr>
+              <w:spacing w:before="60" w:line="360" w:lineRule="auto"/>
+              <w:ind w:firstLine="0"/>
+              <w:jc w:val="left"/>
+              <w:rPr>
+                <w:rFonts w:eastAsia="Times New Roman" w:cs="Times New Roman"/>
+                <w:szCs w:val="24"/>
+                <w:lang w:eastAsia="en-ID"/>
+              </w:rPr>
+            </w:pPr>
+            <w:r>
+              <w:rPr>
+                <w:rFonts w:eastAsia="Times New Roman" w:cs="Times New Roman"/>
+                <w:szCs w:val="24"/>
+                <w:lang w:eastAsia="en-ID"/>
+              </w:rPr>
+              <w:drawing>
+                <wp:inline distT="0" distB="0" distL="0" distR="0" wp14:anchorId="2942BA8D" wp14:editId="78C4F580">
+                  <wp:extent cx="4890052" cy="4268513"/>
+                  <wp:effectExtent l="0" t="0" r="6350" b="0"/>
+                  <wp:docPr id="831462253" name="Picture 1"/>
+                  <wp:cNvGraphicFramePr>
+                    <a:graphicFrameLocks xmlns:a="http://schemas.openxmlformats.org/drawingml/2006/main" noChangeAspect="1"/>
+                  </wp:cNvGraphicFramePr>
+                  <a:graphic xmlns:a="http://schemas.openxmlformats.org/drawingml/2006/main">
+                    <a:graphicData uri="http://schemas.openxmlformats.org/drawingml/2006/picture">
+                      <pic:pic xmlns:pic="http://schemas.openxmlformats.org/drawingml/2006/picture">
+                        <pic:nvPicPr>
+                          <pic:cNvPr id="831462253" name=""/>
+                          <pic:cNvPicPr/>
+                        </pic:nvPicPr>
+                        <pic:blipFill>
+                          <a:blip r:embed="rId22"/>
+                          <a:stretch>
+                            <a:fillRect/>
+                          </a:stretch>
+                        </pic:blipFill>
+                        <pic:spPr>
+                          <a:xfrm>
+                            <a:off x="0" y="0"/>
+                            <a:ext cx="4894191" cy="4272126"/>
+                          </a:xfrm>
+                          <a:prstGeom prst="rect">
+                            <a:avLst/>
+                          </a:prstGeom>
+                        </pic:spPr>
+                      </pic:pic>
+                    </a:graphicData>
+                  </a:graphic>
+                </wp:inline>
+              </w:drawing>
+            </w:r>
+          </w:p>
+        </w:tc>
+      </w:tr>
+      <w:tr>
+        <w:tc>
+          <w:tcPr>
+            <w:tcW w:w="1129" w:type="dxa"/>
+          </w:tcPr>
+          <w:p>
+            <w:pPr>
+              <w:spacing w:before="60" w:line="360" w:lineRule="auto"/>
+              <w:ind w:firstLine="0"/>
+              <w:jc w:val="left"/>
+              <w:rPr>
+                <w:rFonts w:eastAsia="Times New Roman" w:cs="Times New Roman"/>
+                <w:szCs w:val="24"/>
+                <w:lang w:val="en-US" w:eastAsia="en-ID"/>
+              </w:rPr>
+            </w:pPr>
+            <w:r>
+              <w:rPr>
+                <w:rFonts w:eastAsia="Times New Roman" w:cs="Times New Roman"/>
+                <w:szCs w:val="24"/>
+                <w:lang w:val="en-US" w:eastAsia="en-ID"/>
+              </w:rPr>
+              <w:lastRenderedPageBreak/>
+              <w:t>11</w:t>
+            </w:r>
+          </w:p>
+        </w:tc>
+        <w:tc>
+          <w:tcPr>
+            <w:tcW w:w="8499" w:type="dxa"/>
+          </w:tcPr>
+          <w:p>
+            <w:pPr>
+              <w:spacing w:before="60" w:line="360" w:lineRule="auto"/>
+              <w:ind w:firstLine="0"/>
+              <w:jc w:val="left"/>
+              <w:rPr>
+                <w:rFonts w:eastAsia="Times New Roman" w:cs="Times New Roman"/>
+                <w:szCs w:val="24"/>
+                <w:lang w:eastAsia="en-ID"/>
+              </w:rPr>
+            </w:pPr>
+            <w:r>
+              <w:rPr>
+                <w:rFonts w:eastAsia="Times New Roman" w:cs="Times New Roman"/>
+                <w:szCs w:val="24"/>
+                <w:lang w:eastAsia="en-ID"/>
+              </w:rPr>
+              <w:t>Modifikasi index.tsx pada folder views/detailProduct line 16</w:t>
+            </w:r>
+          </w:p>
+          <w:p>
+            <w:pPr>
+              <w:spacing w:before="60" w:line="360" w:lineRule="auto"/>
+              <w:ind w:firstLine="0"/>
+              <w:jc w:val="left"/>
+              <w:rPr>
+                <w:rFonts w:eastAsia="Times New Roman" w:cs="Times New Roman"/>
+                <w:szCs w:val="24"/>
+                <w:lang w:eastAsia="en-ID"/>
+              </w:rPr>
+            </w:pPr>
+            <w:r>
+              <w:rPr>
+                <w:rFonts w:eastAsia="Times New Roman" w:cs="Times New Roman"/>
+                <w:szCs w:val="24"/>
+                <w:lang w:eastAsia="en-ID"/>
+              </w:rPr>
+              <w:drawing>
+                <wp:inline distT="0" distB="0" distL="0" distR="0" wp14:anchorId="7642AD61" wp14:editId="77025D31">
+                  <wp:extent cx="5259705" cy="3700145"/>
+                  <wp:effectExtent l="0" t="0" r="0" b="0"/>
+                  <wp:docPr id="472638300" name="Picture 1"/>
+                  <wp:cNvGraphicFramePr>
+                    <a:graphicFrameLocks xmlns:a="http://schemas.openxmlformats.org/drawingml/2006/main" noChangeAspect="1"/>
+                  </wp:cNvGraphicFramePr>
+                  <a:graphic xmlns:a="http://schemas.openxmlformats.org/drawingml/2006/main">
+                    <a:graphicData uri="http://schemas.openxmlformats.org/drawingml/2006/picture">
+                      <pic:pic xmlns:pic="http://schemas.openxmlformats.org/drawingml/2006/picture">
+                        <pic:nvPicPr>
+                          <pic:cNvPr id="472638300" name=""/>
+                          <pic:cNvPicPr/>
+                        </pic:nvPicPr>
+                        <pic:blipFill>
+                          <a:blip r:embed="rId23"/>
+                          <a:stretch>
+                            <a:fillRect/>
+                          </a:stretch>
+                        </pic:blipFill>
+                        <pic:spPr>
+                          <a:xfrm>
+                            <a:off x="0" y="0"/>
+                            <a:ext cx="5259705" cy="3700145"/>
+                          </a:xfrm>
+                          <a:prstGeom prst="rect">
+                            <a:avLst/>
+                          </a:prstGeom>
+                        </pic:spPr>
+                      </pic:pic>
+                    </a:graphicData>
+                  </a:graphic>
+                </wp:inline>
+              </w:drawing>
+            </w:r>
           </w:p>
         </w:tc>
       </w:tr>
@@ -1228,7 +2424,6 @@
           <w14:ligatures w14:val="none"/>
         </w:rPr>
       </w:pPr>
-      <w:proofErr w:type="spellStart"/>
       <w:r>
         <w:rPr>
           <w:rFonts w:eastAsia="Times New Roman" w:cs="Times New Roman"/>
@@ -1239,20 +2434,7 @@
           <w:lang w:eastAsia="en-ID"/>
           <w14:ligatures w14:val="none"/>
         </w:rPr>
-        <w:t>Praktikum</w:t>
-      </w:r>
-      <w:proofErr w:type="spellEnd"/>
-      <w:r>
-        <w:rPr>
-          <w:rFonts w:eastAsia="Times New Roman" w:cs="Times New Roman"/>
-          <w:b/>
-          <w:bCs/>
-          <w:kern w:val="0"/>
-          <w:szCs w:val="24"/>
-          <w:lang w:eastAsia="en-ID"/>
-          <w14:ligatures w14:val="none"/>
-        </w:rPr>
-        <w:t xml:space="preserve"> Ke-</w:t>
+        <w:t>Praktikum Ke-</w:t>
       </w:r>
       <w:r>
         <w:rPr>
@@ -1546,7 +2728,6 @@
           <w14:ligatures w14:val="none"/>
         </w:rPr>
       </w:pPr>
-      <w:proofErr w:type="spellStart"/>
       <w:r>
         <w:rPr>
           <w:rFonts w:eastAsia="Times New Roman" w:cs="Times New Roman"/>
@@ -1557,20 +2738,7 @@
           <w:lang w:eastAsia="en-ID"/>
           <w14:ligatures w14:val="none"/>
         </w:rPr>
-        <w:t>Praktikum</w:t>
-      </w:r>
-      <w:proofErr w:type="spellEnd"/>
-      <w:r>
-        <w:rPr>
-          <w:rFonts w:eastAsia="Times New Roman" w:cs="Times New Roman"/>
-          <w:b/>
-          <w:bCs/>
-          <w:kern w:val="0"/>
-          <w:szCs w:val="24"/>
-          <w:lang w:eastAsia="en-ID"/>
-          <w14:ligatures w14:val="none"/>
-        </w:rPr>
-        <w:t xml:space="preserve"> Ke-</w:t>
+        <w:t>Praktikum Ke-</w:t>
       </w:r>
       <w:r>
         <w:rPr>
@@ -1618,7 +2786,6 @@
                 <w:szCs w:val="24"/>
                 <w:lang w:eastAsia="en-ID"/>
               </w:rPr>
-              <w:lastRenderedPageBreak/>
               <w:t>Langkah</w:t>
             </w:r>
           </w:p>
@@ -1803,6 +2970,7 @@
                 <w:szCs w:val="24"/>
                 <w:lang w:val="en-US" w:eastAsia="en-ID"/>
               </w:rPr>
+              <w:lastRenderedPageBreak/>
               <w:t>4</w:t>
             </w:r>
           </w:p>
@@ -1857,7 +3025,6 @@
           <w14:ligatures w14:val="none"/>
         </w:rPr>
       </w:pPr>
-      <w:proofErr w:type="spellStart"/>
       <w:r>
         <w:rPr>
           <w:rFonts w:eastAsia="Times New Roman" w:cs="Times New Roman"/>
@@ -1868,20 +3035,7 @@
           <w:lang w:eastAsia="en-ID"/>
           <w14:ligatures w14:val="none"/>
         </w:rPr>
-        <w:t>Praktikum</w:t>
-      </w:r>
-      <w:proofErr w:type="spellEnd"/>
-      <w:r>
-        <w:rPr>
-          <w:rFonts w:eastAsia="Times New Roman" w:cs="Times New Roman"/>
-          <w:b/>
-          <w:bCs/>
-          <w:kern w:val="0"/>
-          <w:szCs w:val="24"/>
-          <w:lang w:eastAsia="en-ID"/>
-          <w14:ligatures w14:val="none"/>
-        </w:rPr>
-        <w:t xml:space="preserve"> Ke-</w:t>
+        <w:t>Praktikum Ke-</w:t>
       </w:r>
       <w:r>
         <w:rPr>
@@ -2167,7 +3321,6 @@
           <w14:ligatures w14:val="none"/>
         </w:rPr>
       </w:pPr>
-      <w:proofErr w:type="spellStart"/>
       <w:r>
         <w:rPr>
           <w:rFonts w:eastAsia="Times New Roman" w:cs="Times New Roman"/>
@@ -2178,20 +3331,7 @@
           <w:lang w:eastAsia="en-ID"/>
           <w14:ligatures w14:val="none"/>
         </w:rPr>
-        <w:t>Praktikum</w:t>
-      </w:r>
-      <w:proofErr w:type="spellEnd"/>
-      <w:r>
-        <w:rPr>
-          <w:rFonts w:eastAsia="Times New Roman" w:cs="Times New Roman"/>
-          <w:b/>
-          <w:bCs/>
-          <w:kern w:val="0"/>
-          <w:szCs w:val="24"/>
-          <w:lang w:eastAsia="en-ID"/>
-          <w14:ligatures w14:val="none"/>
-        </w:rPr>
-        <w:t xml:space="preserve"> Ke-</w:t>
+        <w:t>Praktikum Ke-</w:t>
       </w:r>
       <w:r>
         <w:rPr>
@@ -2477,7 +3617,6 @@
           <w14:ligatures w14:val="none"/>
         </w:rPr>
       </w:pPr>
-      <w:proofErr w:type="spellStart"/>
       <w:r>
         <w:rPr>
           <w:rFonts w:eastAsia="Times New Roman" w:cs="Times New Roman"/>
@@ -2488,20 +3627,7 @@
           <w:lang w:eastAsia="en-ID"/>
           <w14:ligatures w14:val="none"/>
         </w:rPr>
-        <w:t>Praktikum</w:t>
-      </w:r>
-      <w:proofErr w:type="spellEnd"/>
-      <w:r>
-        <w:rPr>
-          <w:rFonts w:eastAsia="Times New Roman" w:cs="Times New Roman"/>
-          <w:b/>
-          <w:bCs/>
-          <w:kern w:val="0"/>
-          <w:szCs w:val="24"/>
-          <w:lang w:eastAsia="en-ID"/>
-          <w14:ligatures w14:val="none"/>
-        </w:rPr>
-        <w:t xml:space="preserve"> Ke-</w:t>
+        <w:t>Praktikum Ke-</w:t>
       </w:r>
       <w:r>
         <w:rPr>
@@ -2787,7 +3913,6 @@
           <w14:ligatures w14:val="none"/>
         </w:rPr>
       </w:pPr>
-      <w:proofErr w:type="spellStart"/>
       <w:r>
         <w:rPr>
           <w:rFonts w:eastAsia="Times New Roman" w:cs="Times New Roman"/>
@@ -2798,20 +3923,7 @@
           <w:lang w:eastAsia="en-ID"/>
           <w14:ligatures w14:val="none"/>
         </w:rPr>
-        <w:t>Tugas</w:t>
-      </w:r>
-      <w:proofErr w:type="spellEnd"/>
-      <w:r>
-        <w:rPr>
-          <w:rFonts w:eastAsia="Times New Roman" w:cs="Times New Roman"/>
-          <w:b/>
-          <w:bCs/>
-          <w:kern w:val="0"/>
-          <w:szCs w:val="24"/>
-          <w:lang w:eastAsia="en-ID"/>
-          <w14:ligatures w14:val="none"/>
-        </w:rPr>
-        <w:t xml:space="preserve"> 1</w:t>
+        <w:t>Tugas 1</w:t>
       </w:r>
     </w:p>
     <w:tbl>
@@ -2943,6 +4055,7 @@
                 <w:szCs w:val="24"/>
                 <w:lang w:val="en-US" w:eastAsia="en-ID"/>
               </w:rPr>
+              <w:lastRenderedPageBreak/>
               <w:t>2</w:t>
             </w:r>
           </w:p>
@@ -3085,7 +4198,6 @@
           <w14:ligatures w14:val="none"/>
         </w:rPr>
       </w:pPr>
-      <w:proofErr w:type="spellStart"/>
       <w:r>
         <w:rPr>
           <w:rFonts w:eastAsia="Times New Roman" w:cs="Times New Roman"/>
@@ -3096,20 +4208,7 @@
           <w:lang w:eastAsia="en-ID"/>
           <w14:ligatures w14:val="none"/>
         </w:rPr>
-        <w:t>Tugas</w:t>
-      </w:r>
-      <w:proofErr w:type="spellEnd"/>
-      <w:r>
-        <w:rPr>
-          <w:rFonts w:eastAsia="Times New Roman" w:cs="Times New Roman"/>
-          <w:b/>
-          <w:bCs/>
-          <w:kern w:val="0"/>
-          <w:szCs w:val="24"/>
-          <w:lang w:eastAsia="en-ID"/>
-          <w14:ligatures w14:val="none"/>
-        </w:rPr>
-        <w:t xml:space="preserve"> </w:t>
+        <w:t xml:space="preserve">Tugas </w:t>
       </w:r>
       <w:r>
         <w:rPr>
@@ -3395,7 +4494,6 @@
           <w14:ligatures w14:val="none"/>
         </w:rPr>
       </w:pPr>
-      <w:proofErr w:type="spellStart"/>
       <w:r>
         <w:rPr>
           <w:rFonts w:eastAsia="Times New Roman" w:cs="Times New Roman"/>
@@ -3406,20 +4504,7 @@
           <w:lang w:eastAsia="en-ID"/>
           <w14:ligatures w14:val="none"/>
         </w:rPr>
-        <w:t>Tugas</w:t>
-      </w:r>
-      <w:proofErr w:type="spellEnd"/>
-      <w:r>
-        <w:rPr>
-          <w:rFonts w:eastAsia="Times New Roman" w:cs="Times New Roman"/>
-          <w:b/>
-          <w:bCs/>
-          <w:kern w:val="0"/>
-          <w:szCs w:val="24"/>
-          <w:lang w:eastAsia="en-ID"/>
-          <w14:ligatures w14:val="none"/>
-        </w:rPr>
-        <w:t xml:space="preserve"> </w:t>
+        <w:t xml:space="preserve">Tugas </w:t>
       </w:r>
       <w:r>
         <w:rPr>
@@ -3705,7 +4790,6 @@
           <w14:ligatures w14:val="none"/>
         </w:rPr>
       </w:pPr>
-      <w:proofErr w:type="spellStart"/>
       <w:r>
         <w:rPr>
           <w:rFonts w:eastAsia="Times New Roman" w:cs="Times New Roman"/>
@@ -3717,306 +4801,6 @@
           <w14:ligatures w14:val="none"/>
         </w:rPr>
         <w:t>Pertanyaan</w:t>
-      </w:r>
-      <w:proofErr w:type="spellEnd"/>
-    </w:p>
-    <w:tbl>
-      <w:tblPr>
-        <w:tblStyle w:val="TableGrid"/>
-        <w:tblW w:w="5000" w:type="pct"/>
-        <w:tblLayout w:type="fixed"/>
-        <w:tblLook w:val="04A0" w:firstRow="1" w:lastRow="0" w:firstColumn="1" w:lastColumn="0" w:noHBand="0" w:noVBand="1"/>
-      </w:tblPr>
-      <w:tblGrid>
-        <w:gridCol w:w="1129"/>
-        <w:gridCol w:w="8499"/>
-      </w:tblGrid>
-      <w:tr>
-        <w:tc>
-          <w:tcPr>
-            <w:tcW w:w="1129" w:type="dxa"/>
-          </w:tcPr>
-          <w:p>
-            <w:pPr>
-              <w:spacing w:before="60" w:line="360" w:lineRule="auto"/>
-              <w:ind w:firstLine="0"/>
-              <w:jc w:val="left"/>
-              <w:rPr>
-                <w:rFonts w:eastAsia="Times New Roman" w:cs="Times New Roman"/>
-                <w:szCs w:val="24"/>
-                <w:lang w:eastAsia="en-ID"/>
-              </w:rPr>
-            </w:pPr>
-            <w:r>
-              <w:rPr>
-                <w:rFonts w:eastAsia="Times New Roman" w:cs="Times New Roman"/>
-                <w:szCs w:val="24"/>
-                <w:lang w:eastAsia="en-ID"/>
-              </w:rPr>
-              <w:t>Langkah</w:t>
-            </w:r>
-          </w:p>
-        </w:tc>
-        <w:tc>
-          <w:tcPr>
-            <w:tcW w:w="8499" w:type="dxa"/>
-          </w:tcPr>
-          <w:p>
-            <w:pPr>
-              <w:spacing w:before="60" w:line="360" w:lineRule="auto"/>
-              <w:ind w:firstLine="0"/>
-              <w:jc w:val="left"/>
-              <w:rPr>
-                <w:rFonts w:eastAsia="Times New Roman" w:cs="Times New Roman"/>
-                <w:szCs w:val="24"/>
-                <w:lang w:eastAsia="en-ID"/>
-              </w:rPr>
-            </w:pPr>
-            <w:r>
-              <w:rPr>
-                <w:rFonts w:eastAsia="Times New Roman" w:cs="Times New Roman"/>
-                <w:szCs w:val="24"/>
-                <w:lang w:eastAsia="en-ID"/>
-              </w:rPr>
-              <w:t>Jawaban/Deskripsi</w:t>
-            </w:r>
-          </w:p>
-        </w:tc>
-      </w:tr>
-      <w:tr>
-        <w:tc>
-          <w:tcPr>
-            <w:tcW w:w="1129" w:type="dxa"/>
-          </w:tcPr>
-          <w:p>
-            <w:pPr>
-              <w:spacing w:before="60" w:line="360" w:lineRule="auto"/>
-              <w:ind w:firstLine="0"/>
-              <w:jc w:val="left"/>
-              <w:rPr>
-                <w:rFonts w:eastAsia="Times New Roman" w:cs="Times New Roman"/>
-                <w:szCs w:val="24"/>
-                <w:lang w:val="en-US" w:eastAsia="en-ID"/>
-              </w:rPr>
-            </w:pPr>
-            <w:r>
-              <w:rPr>
-                <w:rFonts w:eastAsia="Times New Roman" w:cs="Times New Roman"/>
-                <w:szCs w:val="24"/>
-                <w:lang w:val="en-US" w:eastAsia="en-ID"/>
-              </w:rPr>
-              <w:t>1</w:t>
-            </w:r>
-          </w:p>
-        </w:tc>
-        <w:tc>
-          <w:tcPr>
-            <w:tcW w:w="8499" w:type="dxa"/>
-          </w:tcPr>
-          <w:p>
-            <w:pPr>
-              <w:spacing w:before="60" w:line="360" w:lineRule="auto"/>
-              <w:ind w:firstLine="0"/>
-              <w:jc w:val="left"/>
-              <w:rPr>
-                <w:rFonts w:eastAsia="Times New Roman" w:cs="Times New Roman"/>
-                <w:szCs w:val="24"/>
-                <w:lang w:val="en-US" w:eastAsia="en-ID"/>
-              </w:rPr>
-            </w:pPr>
-          </w:p>
-        </w:tc>
-      </w:tr>
-      <w:tr>
-        <w:tc>
-          <w:tcPr>
-            <w:tcW w:w="1129" w:type="dxa"/>
-          </w:tcPr>
-          <w:p>
-            <w:pPr>
-              <w:spacing w:before="60" w:line="360" w:lineRule="auto"/>
-              <w:ind w:firstLine="0"/>
-              <w:jc w:val="left"/>
-              <w:rPr>
-                <w:rFonts w:eastAsia="Times New Roman" w:cs="Times New Roman"/>
-                <w:szCs w:val="24"/>
-                <w:lang w:val="en-US" w:eastAsia="en-ID"/>
-              </w:rPr>
-            </w:pPr>
-            <w:r>
-              <w:rPr>
-                <w:rFonts w:eastAsia="Times New Roman" w:cs="Times New Roman"/>
-                <w:szCs w:val="24"/>
-                <w:lang w:val="en-US" w:eastAsia="en-ID"/>
-              </w:rPr>
-              <w:t>2</w:t>
-            </w:r>
-          </w:p>
-        </w:tc>
-        <w:tc>
-          <w:tcPr>
-            <w:tcW w:w="8499" w:type="dxa"/>
-          </w:tcPr>
-          <w:p>
-            <w:pPr>
-              <w:spacing w:before="60" w:line="360" w:lineRule="auto"/>
-              <w:ind w:firstLine="0"/>
-              <w:jc w:val="left"/>
-              <w:rPr>
-                <w:rFonts w:eastAsia="Times New Roman" w:cs="Times New Roman"/>
-                <w:szCs w:val="24"/>
-                <w:lang w:eastAsia="en-ID"/>
-              </w:rPr>
-            </w:pPr>
-          </w:p>
-        </w:tc>
-      </w:tr>
-      <w:tr>
-        <w:tc>
-          <w:tcPr>
-            <w:tcW w:w="1129" w:type="dxa"/>
-          </w:tcPr>
-          <w:p>
-            <w:pPr>
-              <w:spacing w:before="60" w:line="360" w:lineRule="auto"/>
-              <w:ind w:firstLine="0"/>
-              <w:jc w:val="left"/>
-              <w:rPr>
-                <w:rFonts w:eastAsia="Times New Roman" w:cs="Times New Roman"/>
-                <w:szCs w:val="24"/>
-                <w:lang w:val="en-US" w:eastAsia="en-ID"/>
-              </w:rPr>
-            </w:pPr>
-            <w:r>
-              <w:rPr>
-                <w:rFonts w:eastAsia="Times New Roman" w:cs="Times New Roman"/>
-                <w:szCs w:val="24"/>
-                <w:lang w:val="en-US" w:eastAsia="en-ID"/>
-              </w:rPr>
-              <w:lastRenderedPageBreak/>
-              <w:t>3</w:t>
-            </w:r>
-          </w:p>
-        </w:tc>
-        <w:tc>
-          <w:tcPr>
-            <w:tcW w:w="8499" w:type="dxa"/>
-          </w:tcPr>
-          <w:p>
-            <w:pPr>
-              <w:spacing w:before="60" w:line="360" w:lineRule="auto"/>
-              <w:ind w:firstLine="0"/>
-              <w:jc w:val="left"/>
-              <w:rPr>
-                <w:rFonts w:eastAsia="Times New Roman" w:cs="Times New Roman"/>
-                <w:szCs w:val="24"/>
-                <w:lang w:val="en-US" w:eastAsia="en-ID"/>
-              </w:rPr>
-            </w:pPr>
-          </w:p>
-        </w:tc>
-      </w:tr>
-      <w:tr>
-        <w:tc>
-          <w:tcPr>
-            <w:tcW w:w="1129" w:type="dxa"/>
-          </w:tcPr>
-          <w:p>
-            <w:pPr>
-              <w:spacing w:before="60" w:line="360" w:lineRule="auto"/>
-              <w:ind w:firstLine="0"/>
-              <w:jc w:val="left"/>
-              <w:rPr>
-                <w:rFonts w:eastAsia="Times New Roman" w:cs="Times New Roman"/>
-                <w:szCs w:val="24"/>
-                <w:lang w:val="en-US" w:eastAsia="en-ID"/>
-              </w:rPr>
-            </w:pPr>
-            <w:r>
-              <w:rPr>
-                <w:rFonts w:eastAsia="Times New Roman" w:cs="Times New Roman"/>
-                <w:szCs w:val="24"/>
-                <w:lang w:val="en-US" w:eastAsia="en-ID"/>
-              </w:rPr>
-              <w:t>4</w:t>
-            </w:r>
-          </w:p>
-        </w:tc>
-        <w:tc>
-          <w:tcPr>
-            <w:tcW w:w="8499" w:type="dxa"/>
-          </w:tcPr>
-          <w:p>
-            <w:pPr>
-              <w:spacing w:before="60" w:line="360" w:lineRule="auto"/>
-              <w:ind w:firstLine="0"/>
-              <w:jc w:val="left"/>
-              <w:rPr>
-                <w:rFonts w:eastAsia="Times New Roman" w:cs="Times New Roman"/>
-                <w:szCs w:val="24"/>
-                <w:lang w:eastAsia="en-ID"/>
-              </w:rPr>
-            </w:pPr>
-          </w:p>
-        </w:tc>
-      </w:tr>
-    </w:tbl>
-    <w:p>
-      <w:pPr>
-        <w:spacing w:before="60" w:line="360" w:lineRule="auto"/>
-        <w:ind w:firstLine="0"/>
-        <w:jc w:val="left"/>
-        <w:rPr>
-          <w:rFonts w:eastAsia="Times New Roman" w:cs="Times New Roman"/>
-          <w:b/>
-          <w:bCs/>
-          <w:kern w:val="0"/>
-          <w:szCs w:val="24"/>
-          <w:lang w:eastAsia="en-ID"/>
-          <w14:ligatures w14:val="none"/>
-        </w:rPr>
-      </w:pPr>
-    </w:p>
-    <w:p>
-      <w:pPr>
-        <w:spacing w:before="60" w:line="360" w:lineRule="auto"/>
-        <w:ind w:firstLine="0"/>
-        <w:jc w:val="left"/>
-        <w:rPr>
-          <w:rFonts w:eastAsia="Times New Roman" w:cs="Times New Roman"/>
-          <w:b/>
-          <w:bCs/>
-          <w:kern w:val="0"/>
-          <w:szCs w:val="24"/>
-          <w:lang w:eastAsia="en-ID"/>
-          <w14:ligatures w14:val="none"/>
-        </w:rPr>
-      </w:pPr>
-      <w:proofErr w:type="spellStart"/>
-      <w:r>
-        <w:rPr>
-          <w:rFonts w:eastAsia="Times New Roman" w:cs="Times New Roman"/>
-          <w:b/>
-          <w:bCs/>
-          <w:kern w:val="0"/>
-          <w:szCs w:val="24"/>
-          <w:lang w:eastAsia="en-ID"/>
-          <w14:ligatures w14:val="none"/>
-        </w:rPr>
-        <w:t>Praktikum</w:t>
-      </w:r>
-      <w:proofErr w:type="spellEnd"/>
-      <w:r>
-        <w:rPr>
-          <w:rFonts w:eastAsia="Times New Roman" w:cs="Times New Roman"/>
-          <w:b/>
-          <w:bCs/>
-          <w:kern w:val="0"/>
-          <w:szCs w:val="24"/>
-          <w:lang w:eastAsia="en-ID"/>
-          <w14:ligatures w14:val="none"/>
-        </w:rPr>
-        <w:t xml:space="preserve"> Ke-3</w:t>
       </w:r>
     </w:p>
     <w:tbl>
@@ -4290,7 +5074,6 @@
           <w14:ligatures w14:val="none"/>
         </w:rPr>
       </w:pPr>
-      <w:proofErr w:type="spellStart"/>
       <w:r>
         <w:rPr>
           <w:rFonts w:eastAsia="Times New Roman" w:cs="Times New Roman"/>
@@ -4301,20 +5084,7 @@
           <w:lang w:eastAsia="en-ID"/>
           <w14:ligatures w14:val="none"/>
         </w:rPr>
-        <w:t>Praktikum</w:t>
-      </w:r>
-      <w:proofErr w:type="spellEnd"/>
-      <w:r>
-        <w:rPr>
-          <w:rFonts w:eastAsia="Times New Roman" w:cs="Times New Roman"/>
-          <w:b/>
-          <w:bCs/>
-          <w:kern w:val="0"/>
-          <w:szCs w:val="24"/>
-          <w:lang w:eastAsia="en-ID"/>
-          <w14:ligatures w14:val="none"/>
-        </w:rPr>
-        <w:t xml:space="preserve"> Ke-3</w:t>
+        <w:t>Praktikum Ke-3</w:t>
       </w:r>
     </w:p>
     <w:tbl>
@@ -4350,6 +5120,7 @@
                 <w:szCs w:val="24"/>
                 <w:lang w:eastAsia="en-ID"/>
               </w:rPr>
+              <w:lastRenderedPageBreak/>
               <w:t>Langkah</w:t>
             </w:r>
           </w:p>
@@ -4588,7 +5359,6 @@
           <w14:ligatures w14:val="none"/>
         </w:rPr>
       </w:pPr>
-      <w:proofErr w:type="spellStart"/>
       <w:r>
         <w:rPr>
           <w:rFonts w:eastAsia="Times New Roman" w:cs="Times New Roman"/>
@@ -4599,20 +5369,7 @@
           <w:lang w:eastAsia="en-ID"/>
           <w14:ligatures w14:val="none"/>
         </w:rPr>
-        <w:t>Praktikum</w:t>
-      </w:r>
-      <w:proofErr w:type="spellEnd"/>
-      <w:r>
-        <w:rPr>
-          <w:rFonts w:eastAsia="Times New Roman" w:cs="Times New Roman"/>
-          <w:b/>
-          <w:bCs/>
-          <w:kern w:val="0"/>
-          <w:szCs w:val="24"/>
-          <w:lang w:eastAsia="en-ID"/>
-          <w14:ligatures w14:val="none"/>
-        </w:rPr>
-        <w:t xml:space="preserve"> Ke-3</w:t>
+        <w:t>Praktikum Ke-3</w:t>
       </w:r>
     </w:p>
     <w:tbl>
@@ -4871,9 +5628,293 @@
         </w:rPr>
       </w:pPr>
     </w:p>
+    <w:p>
+      <w:pPr>
+        <w:spacing w:before="60" w:line="360" w:lineRule="auto"/>
+        <w:ind w:firstLine="0"/>
+        <w:jc w:val="left"/>
+        <w:rPr>
+          <w:rFonts w:eastAsia="Times New Roman" w:cs="Times New Roman"/>
+          <w:b/>
+          <w:bCs/>
+          <w:kern w:val="0"/>
+          <w:szCs w:val="24"/>
+          <w:lang w:eastAsia="en-ID"/>
+          <w14:ligatures w14:val="none"/>
+        </w:rPr>
+      </w:pPr>
+      <w:r>
+        <w:rPr>
+          <w:rFonts w:eastAsia="Times New Roman" w:cs="Times New Roman"/>
+          <w:b/>
+          <w:bCs/>
+          <w:kern w:val="0"/>
+          <w:szCs w:val="24"/>
+          <w:lang w:eastAsia="en-ID"/>
+          <w14:ligatures w14:val="none"/>
+        </w:rPr>
+        <w:t>Praktikum Ke-3</w:t>
+      </w:r>
+    </w:p>
+    <w:tbl>
+      <w:tblPr>
+        <w:tblStyle w:val="TableGrid"/>
+        <w:tblW w:w="5000" w:type="pct"/>
+        <w:tblLayout w:type="fixed"/>
+        <w:tblLook w:val="04A0" w:firstRow="1" w:lastRow="0" w:firstColumn="1" w:lastColumn="0" w:noHBand="0" w:noVBand="1"/>
+      </w:tblPr>
+      <w:tblGrid>
+        <w:gridCol w:w="1129"/>
+        <w:gridCol w:w="8499"/>
+      </w:tblGrid>
+      <w:tr>
+        <w:tc>
+          <w:tcPr>
+            <w:tcW w:w="1129" w:type="dxa"/>
+          </w:tcPr>
+          <w:p>
+            <w:pPr>
+              <w:spacing w:before="60" w:line="360" w:lineRule="auto"/>
+              <w:ind w:firstLine="0"/>
+              <w:jc w:val="left"/>
+              <w:rPr>
+                <w:rFonts w:eastAsia="Times New Roman" w:cs="Times New Roman"/>
+                <w:szCs w:val="24"/>
+                <w:lang w:eastAsia="en-ID"/>
+              </w:rPr>
+            </w:pPr>
+            <w:r>
+              <w:rPr>
+                <w:rFonts w:eastAsia="Times New Roman" w:cs="Times New Roman"/>
+                <w:szCs w:val="24"/>
+                <w:lang w:eastAsia="en-ID"/>
+              </w:rPr>
+              <w:t>Langkah</w:t>
+            </w:r>
+          </w:p>
+        </w:tc>
+        <w:tc>
+          <w:tcPr>
+            <w:tcW w:w="8499" w:type="dxa"/>
+          </w:tcPr>
+          <w:p>
+            <w:pPr>
+              <w:spacing w:before="60" w:line="360" w:lineRule="auto"/>
+              <w:ind w:firstLine="0"/>
+              <w:jc w:val="left"/>
+              <w:rPr>
+                <w:rFonts w:eastAsia="Times New Roman" w:cs="Times New Roman"/>
+                <w:szCs w:val="24"/>
+                <w:lang w:eastAsia="en-ID"/>
+              </w:rPr>
+            </w:pPr>
+            <w:r>
+              <w:rPr>
+                <w:rFonts w:eastAsia="Times New Roman" w:cs="Times New Roman"/>
+                <w:szCs w:val="24"/>
+                <w:lang w:eastAsia="en-ID"/>
+              </w:rPr>
+              <w:t>Jawaban/Deskripsi</w:t>
+            </w:r>
+          </w:p>
+        </w:tc>
+      </w:tr>
+      <w:tr>
+        <w:tc>
+          <w:tcPr>
+            <w:tcW w:w="1129" w:type="dxa"/>
+          </w:tcPr>
+          <w:p>
+            <w:pPr>
+              <w:spacing w:before="60" w:line="360" w:lineRule="auto"/>
+              <w:ind w:firstLine="0"/>
+              <w:jc w:val="left"/>
+              <w:rPr>
+                <w:rFonts w:eastAsia="Times New Roman" w:cs="Times New Roman"/>
+                <w:szCs w:val="24"/>
+                <w:lang w:val="en-US" w:eastAsia="en-ID"/>
+              </w:rPr>
+            </w:pPr>
+            <w:r>
+              <w:rPr>
+                <w:rFonts w:eastAsia="Times New Roman" w:cs="Times New Roman"/>
+                <w:szCs w:val="24"/>
+                <w:lang w:val="en-US" w:eastAsia="en-ID"/>
+              </w:rPr>
+              <w:t>1</w:t>
+            </w:r>
+          </w:p>
+        </w:tc>
+        <w:tc>
+          <w:tcPr>
+            <w:tcW w:w="8499" w:type="dxa"/>
+          </w:tcPr>
+          <w:p>
+            <w:pPr>
+              <w:spacing w:before="60" w:line="360" w:lineRule="auto"/>
+              <w:ind w:firstLine="0"/>
+              <w:jc w:val="left"/>
+              <w:rPr>
+                <w:rFonts w:eastAsia="Times New Roman" w:cs="Times New Roman"/>
+                <w:szCs w:val="24"/>
+                <w:lang w:val="en-US" w:eastAsia="en-ID"/>
+              </w:rPr>
+            </w:pPr>
+          </w:p>
+        </w:tc>
+      </w:tr>
+      <w:tr>
+        <w:tc>
+          <w:tcPr>
+            <w:tcW w:w="1129" w:type="dxa"/>
+          </w:tcPr>
+          <w:p>
+            <w:pPr>
+              <w:spacing w:before="60" w:line="360" w:lineRule="auto"/>
+              <w:ind w:firstLine="0"/>
+              <w:jc w:val="left"/>
+              <w:rPr>
+                <w:rFonts w:eastAsia="Times New Roman" w:cs="Times New Roman"/>
+                <w:szCs w:val="24"/>
+                <w:lang w:val="en-US" w:eastAsia="en-ID"/>
+              </w:rPr>
+            </w:pPr>
+            <w:r>
+              <w:rPr>
+                <w:rFonts w:eastAsia="Times New Roman" w:cs="Times New Roman"/>
+                <w:szCs w:val="24"/>
+                <w:lang w:val="en-US" w:eastAsia="en-ID"/>
+              </w:rPr>
+              <w:t>2</w:t>
+            </w:r>
+          </w:p>
+        </w:tc>
+        <w:tc>
+          <w:tcPr>
+            <w:tcW w:w="8499" w:type="dxa"/>
+          </w:tcPr>
+          <w:p>
+            <w:pPr>
+              <w:spacing w:before="60" w:line="360" w:lineRule="auto"/>
+              <w:ind w:firstLine="0"/>
+              <w:jc w:val="left"/>
+              <w:rPr>
+                <w:rFonts w:eastAsia="Times New Roman" w:cs="Times New Roman"/>
+                <w:szCs w:val="24"/>
+                <w:lang w:eastAsia="en-ID"/>
+              </w:rPr>
+            </w:pPr>
+          </w:p>
+        </w:tc>
+      </w:tr>
+      <w:tr>
+        <w:tc>
+          <w:tcPr>
+            <w:tcW w:w="1129" w:type="dxa"/>
+          </w:tcPr>
+          <w:p>
+            <w:pPr>
+              <w:spacing w:before="60" w:line="360" w:lineRule="auto"/>
+              <w:ind w:firstLine="0"/>
+              <w:jc w:val="left"/>
+              <w:rPr>
+                <w:rFonts w:eastAsia="Times New Roman" w:cs="Times New Roman"/>
+                <w:szCs w:val="24"/>
+                <w:lang w:val="en-US" w:eastAsia="en-ID"/>
+              </w:rPr>
+            </w:pPr>
+            <w:r>
+              <w:rPr>
+                <w:rFonts w:eastAsia="Times New Roman" w:cs="Times New Roman"/>
+                <w:szCs w:val="24"/>
+                <w:lang w:val="en-US" w:eastAsia="en-ID"/>
+              </w:rPr>
+              <w:t>3</w:t>
+            </w:r>
+          </w:p>
+        </w:tc>
+        <w:tc>
+          <w:tcPr>
+            <w:tcW w:w="8499" w:type="dxa"/>
+          </w:tcPr>
+          <w:p>
+            <w:pPr>
+              <w:spacing w:before="60" w:line="360" w:lineRule="auto"/>
+              <w:ind w:firstLine="0"/>
+              <w:jc w:val="left"/>
+              <w:rPr>
+                <w:rFonts w:eastAsia="Times New Roman" w:cs="Times New Roman"/>
+                <w:szCs w:val="24"/>
+                <w:lang w:val="en-US" w:eastAsia="en-ID"/>
+              </w:rPr>
+            </w:pPr>
+          </w:p>
+        </w:tc>
+      </w:tr>
+      <w:tr>
+        <w:tc>
+          <w:tcPr>
+            <w:tcW w:w="1129" w:type="dxa"/>
+          </w:tcPr>
+          <w:p>
+            <w:pPr>
+              <w:spacing w:before="60" w:line="360" w:lineRule="auto"/>
+              <w:ind w:firstLine="0"/>
+              <w:jc w:val="left"/>
+              <w:rPr>
+                <w:rFonts w:eastAsia="Times New Roman" w:cs="Times New Roman"/>
+                <w:szCs w:val="24"/>
+                <w:lang w:val="en-US" w:eastAsia="en-ID"/>
+              </w:rPr>
+            </w:pPr>
+            <w:r>
+              <w:rPr>
+                <w:rFonts w:eastAsia="Times New Roman" w:cs="Times New Roman"/>
+                <w:szCs w:val="24"/>
+                <w:lang w:val="en-US" w:eastAsia="en-ID"/>
+              </w:rPr>
+              <w:t>4</w:t>
+            </w:r>
+          </w:p>
+        </w:tc>
+        <w:tc>
+          <w:tcPr>
+            <w:tcW w:w="8499" w:type="dxa"/>
+          </w:tcPr>
+          <w:p>
+            <w:pPr>
+              <w:spacing w:before="60" w:line="360" w:lineRule="auto"/>
+              <w:ind w:firstLine="0"/>
+              <w:jc w:val="left"/>
+              <w:rPr>
+                <w:rFonts w:eastAsia="Times New Roman" w:cs="Times New Roman"/>
+                <w:szCs w:val="24"/>
+                <w:lang w:eastAsia="en-ID"/>
+              </w:rPr>
+            </w:pPr>
+          </w:p>
+        </w:tc>
+      </w:tr>
+    </w:tbl>
+    <w:p>
+      <w:pPr>
+        <w:spacing w:before="60" w:line="360" w:lineRule="auto"/>
+        <w:ind w:firstLine="0"/>
+        <w:jc w:val="left"/>
+        <w:rPr>
+          <w:rFonts w:eastAsia="Times New Roman" w:cs="Times New Roman"/>
+          <w:b/>
+          <w:bCs/>
+          <w:kern w:val="0"/>
+          <w:szCs w:val="24"/>
+          <w:lang w:eastAsia="en-ID"/>
+          <w14:ligatures w14:val="none"/>
+        </w:rPr>
+      </w:pPr>
+    </w:p>
     <w:sectPr>
-      <w:headerReference w:type="default" r:id="rId7"/>
-      <w:footerReference w:type="default" r:id="rId8"/>
+      <w:headerReference w:type="default" r:id="rId24"/>
+      <w:footerReference w:type="default" r:id="rId25"/>
       <w:pgSz w:w="11906" w:h="16838" w:code="9"/>
       <w:pgMar w:top="1134" w:right="1134" w:bottom="1134" w:left="1134" w:header="567" w:footer="567" w:gutter="0"/>
       <w:cols w:space="708"/>
@@ -4967,41 +6008,37 @@
                 <w:szCs w:val="20"/>
               </w:rPr>
             </w:pPr>
-            <w:proofErr w:type="spellStart"/>
             <w:r>
               <w:rPr>
                 <w:rFonts w:ascii="Book Antiqua" w:hAnsi="Book Antiqua"/>
                 <w:sz w:val="20"/>
                 <w:szCs w:val="20"/>
               </w:rPr>
-              <w:t>Laporan</w:t>
-            </w:r>
-            <w:proofErr w:type="spellEnd"/>
+              <w:t xml:space="preserve">Laporan </w:t>
+            </w:r>
             <w:r>
               <w:rPr>
                 <w:rFonts w:ascii="Book Antiqua" w:hAnsi="Book Antiqua"/>
                 <w:sz w:val="20"/>
                 <w:szCs w:val="20"/>
               </w:rPr>
-              <w:t xml:space="preserve"> </w:t>
-            </w:r>
-            <w:proofErr w:type="spellStart"/>
+              <w:t>jobsheet ke-</w:t>
+            </w:r>
             <w:r>
               <w:rPr>
                 <w:rFonts w:ascii="Book Antiqua" w:hAnsi="Book Antiqua"/>
                 <w:sz w:val="20"/>
                 <w:szCs w:val="20"/>
               </w:rPr>
-              <w:t>jobsheet</w:t>
-            </w:r>
-            <w:proofErr w:type="spellEnd"/>
+              <w:t>1</w:t>
+            </w:r>
             <w:r>
               <w:rPr>
                 <w:rFonts w:ascii="Book Antiqua" w:hAnsi="Book Antiqua"/>
                 <w:sz w:val="20"/>
                 <w:szCs w:val="20"/>
               </w:rPr>
-              <w:t xml:space="preserve"> ke-</w:t>
+              <w:t>1</w:t>
             </w:r>
             <w:r>
               <w:rPr>
@@ -5009,7 +6046,7 @@
                 <w:sz w:val="20"/>
                 <w:szCs w:val="20"/>
               </w:rPr>
-              <w:t>1</w:t>
+              <w:t xml:space="preserve"> </w:t>
             </w:r>
             <w:r>
               <w:rPr>
@@ -5017,7 +6054,7 @@
                 <w:sz w:val="20"/>
                 <w:szCs w:val="20"/>
               </w:rPr>
-              <w:t>1</w:t>
+              <w:t>-</w:t>
             </w:r>
             <w:r>
               <w:rPr>
@@ -5033,33 +6070,7 @@
                 <w:sz w:val="20"/>
                 <w:szCs w:val="20"/>
               </w:rPr>
-              <w:t>-</w:t>
-            </w:r>
-            <w:r>
-              <w:rPr>
-                <w:rFonts w:ascii="Book Antiqua" w:hAnsi="Book Antiqua"/>
-                <w:sz w:val="20"/>
-                <w:szCs w:val="20"/>
-              </w:rPr>
-              <w:t xml:space="preserve"> </w:t>
-            </w:r>
-            <w:proofErr w:type="spellStart"/>
-            <w:r>
-              <w:rPr>
-                <w:rFonts w:ascii="Book Antiqua" w:hAnsi="Book Antiqua"/>
-                <w:sz w:val="20"/>
-                <w:szCs w:val="20"/>
-              </w:rPr>
-              <w:t>Pemograman</w:t>
-            </w:r>
-            <w:proofErr w:type="spellEnd"/>
-            <w:r>
-              <w:rPr>
-                <w:rFonts w:ascii="Book Antiqua" w:hAnsi="Book Antiqua"/>
-                <w:sz w:val="20"/>
-                <w:szCs w:val="20"/>
-              </w:rPr>
-              <w:t xml:space="preserve"> Framework</w:t>
+              <w:t>Pemograman Framework</w:t>
             </w:r>
             <w:r>
               <w:rPr>
@@ -5450,43 +6461,7 @@
               <w:szCs w:val="20"/>
               <w:lang w:val="en-ID"/>
             </w:rPr>
-            <w:t xml:space="preserve">Jl. Soekarno Hatta No. 9, </w:t>
-          </w:r>
-          <w:proofErr w:type="spellStart"/>
-          <w:r>
-            <w:rPr>
-              <w:sz w:val="20"/>
-              <w:szCs w:val="20"/>
-              <w:lang w:val="en-ID"/>
-            </w:rPr>
-            <w:t>Jatimulyo</w:t>
-          </w:r>
-          <w:proofErr w:type="spellEnd"/>
-          <w:r>
-            <w:rPr>
-              <w:sz w:val="20"/>
-              <w:szCs w:val="20"/>
-              <w:lang w:val="en-ID"/>
-            </w:rPr>
-            <w:t xml:space="preserve">, </w:t>
-          </w:r>
-          <w:proofErr w:type="spellStart"/>
-          <w:r>
-            <w:rPr>
-              <w:sz w:val="20"/>
-              <w:szCs w:val="20"/>
-              <w:lang w:val="en-ID"/>
-            </w:rPr>
-            <w:t>Lowokwaru</w:t>
-          </w:r>
-          <w:proofErr w:type="spellEnd"/>
-          <w:r>
-            <w:rPr>
-              <w:sz w:val="20"/>
-              <w:szCs w:val="20"/>
-              <w:lang w:val="en-ID"/>
-            </w:rPr>
-            <w:t>, Malang 65141</w:t>
+            <w:t>Jl. Soekarno Hatta No. 9, Jatimulyo, Lowokwaru, Malang 65141</w:t>
           </w:r>
         </w:p>
         <w:p>
@@ -9100,7 +10075,6 @@
   <w:style w:type="character" w:default="1" w:styleId="DefaultParagraphFont">
     <w:name w:val="Default Paragraph Font"/>
     <w:uiPriority w:val="1"/>
-    <w:semiHidden/>
     <w:unhideWhenUsed/>
   </w:style>
   <w:style w:type="table" w:default="1" w:styleId="TableNormal">
@@ -9340,6 +10314,18 @@
     <w:rPr>
       <w:color w:val="605E5C"/>
       <w:shd w:val="clear" w:color="auto" w:fill="E1DFDD"/>
+    </w:rPr>
+  </w:style>
+  <w:style w:type="character" w:styleId="FollowedHyperlink">
+    <w:name w:val="FollowedHyperlink"/>
+    <w:basedOn w:val="DefaultParagraphFont"/>
+    <w:uiPriority w:val="99"/>
+    <w:semiHidden/>
+    <w:unhideWhenUsed/>
+    <w:rsid w:val="000F6326"/>
+    <w:rPr>
+      <w:color w:val="954F72" w:themeColor="followedHyperlink"/>
+      <w:u w:val="single"/>
     </w:rPr>
   </w:style>
 </w:styles>
